--- a/klagomål/A 19167-2026 FSC-klagomål.docx
+++ b/klagomål/A 19167-2026 FSC-klagomål.docx
@@ -959,7 +959,7 @@
     <w:r>
       <w:tab/>
       <w:tab/>
-      <w:t>2026-06-15</w:t>
+      <w:t>2026-06-16</w:t>
       <w:br/>
       <w:br/>
     </w:r>

--- a/klagomål/A 19167-2026 FSC-klagomål.docx
+++ b/klagomål/A 19167-2026 FSC-klagomål.docx
@@ -959,7 +959,7 @@
     <w:r>
       <w:tab/>
       <w:tab/>
-      <w:t>2026-06-16</w:t>
+      <w:t>2026-06-17</w:t>
       <w:br/>
       <w:br/>
     </w:r>

--- a/klagomål/A 19167-2026 FSC-klagomål.docx
+++ b/klagomål/A 19167-2026 FSC-klagomål.docx
@@ -1,6 +1,6 @@
 
 <file path=word/document.xml><?xml version="1.0" encoding="utf-8"?>
-<w:document xmlns:wpc="http://schemas.microsoft.com/office/word/2010/wordprocessingCanvas" xmlns:cx="http://schemas.microsoft.com/office/drawing/2014/chartex" xmlns:cx1="http://schemas.microsoft.com/office/drawing/2015/9/8/chartex" xmlns:cx2="http://schemas.microsoft.com/office/drawing/2015/10/21/chartex" xmlns:cx3="http://schemas.microsoft.com/office/drawing/2016/5/9/chartex" xmlns:cx4="http://schemas.microsoft.com/office/drawing/2016/5/10/chartex" xmlns:cx5="http://schemas.microsoft.com/office/drawing/2016/5/11/chartex" xmlns:cx6="http://schemas.microsoft.com/office/drawing/2016/5/12/chartex" xmlns:cx7="http://schemas.microsoft.com/office/drawing/2016/5/13/chartex" xmlns:cx8="http://schemas.microsoft.com/office/drawing/2016/5/14/chartex" xmlns:mc="http://schemas.openxmlformats.org/markup-compatibility/2006" xmlns:aink="http://schemas.microsoft.com/office/drawing/2016/ink" xmlns:am3d="http://schemas.microsoft.com/office/drawing/2017/model3d" xmlns:o="urn:schemas-microsoft-com:office:office" xmlns:oel="http://schemas.microsoft.com/office/2019/extlst" xmlns:r="http://schemas.openxmlformats.org/officeDocument/2006/relationships" xmlns:m="http://schemas.openxmlformats.org/officeDocument/2006/math" xmlns:v="urn:schemas-microsoft-com:vml" xmlns:wp14="http://schemas.microsoft.com/office/word/2010/wordprocessingDrawing" xmlns:wp="http://schemas.openxmlformats.org/drawingml/2006/wordprocessingDrawing" xmlns:w10="urn:schemas-microsoft-com:office:word" xmlns:w="http://schemas.openxmlformats.org/wordprocessingml/2006/main" xmlns:w14="http://schemas.microsoft.com/office/word/2010/wordml" xmlns:w15="http://schemas.microsoft.com/office/word/2012/wordml" xmlns:w16cex="http://schemas.microsoft.com/office/word/2018/wordml/cex" xmlns:w16cid="http://schemas.microsoft.com/office/word/2016/wordml/cid" xmlns:w16="http://schemas.microsoft.com/office/word/2018/wordml" xmlns:w16sdtdh="http://schemas.microsoft.com/office/word/2020/wordml/sdtdatahash" xmlns:w16se="http://schemas.microsoft.com/office/word/2015/wordml/symex" xmlns:wpg="http://schemas.microsoft.com/office/word/2010/wordprocessingGroup" xmlns:wpi="http://schemas.microsoft.com/office/word/2010/wordprocessingInk" xmlns:wne="http://schemas.microsoft.com/office/word/2006/wordml" xmlns:wps="http://schemas.microsoft.com/office/word/2010/wordprocessingShape" mc:Ignorable="w14 w15 w16se w16cid w16 w16cex w16sdtdh wp14">
+<w:document xmlns:wpc="http://schemas.microsoft.com/office/word/2010/wordprocessingCanvas" xmlns:cx="http://schemas.microsoft.com/office/drawing/2014/chartex" xmlns:cx1="http://schemas.microsoft.com/office/drawing/2015/9/8/chartex" xmlns:cx2="http://schemas.microsoft.com/office/drawing/2015/10/21/chartex" xmlns:cx3="http://schemas.microsoft.com/office/drawing/2016/5/9/chartex" xmlns:cx4="http://schemas.microsoft.com/office/drawing/2016/5/10/chartex" xmlns:cx5="http://schemas.microsoft.com/office/drawing/2016/5/11/chartex" xmlns:cx6="http://schemas.microsoft.com/office/drawing/2016/5/12/chartex" xmlns:cx7="http://schemas.microsoft.com/office/drawing/2016/5/13/chartex" xmlns:cx8="http://schemas.microsoft.com/office/drawing/2016/5/14/chartex" xmlns:mc="http://schemas.openxmlformats.org/markup-compatibility/2006" xmlns:aink="http://schemas.microsoft.com/office/drawing/2016/ink" xmlns:am3d="http://schemas.microsoft.com/office/drawing/2017/model3d" xmlns:o="urn:schemas-microsoft-com:office:office" xmlns:oel="http://schemas.microsoft.com/office/2019/extlst" xmlns:r="http://schemas.openxmlformats.org/officeDocument/2006/relationships" xmlns:m="http://schemas.openxmlformats.org/officeDocument/2006/math" xmlns:v="urn:schemas-microsoft-com:vml" xmlns:wp14="http://schemas.microsoft.com/office/word/2010/wordprocessingDrawing" xmlns:wp="http://schemas.openxmlformats.org/drawingml/2006/wordprocessingDrawing" xmlns:w10="urn:schemas-microsoft-com:office:word" xmlns:w="http://schemas.openxmlformats.org/wordprocessingml/2006/main" xmlns:w14="http://schemas.microsoft.com/office/word/2010/wordml" xmlns:w15="http://schemas.microsoft.com/office/word/2012/wordml" xmlns:w16cex="http://schemas.microsoft.com/office/word/2018/wordml/cex" xmlns:w16cid="http://schemas.microsoft.com/office/word/2016/wordml/cid" xmlns:w16="http://schemas.microsoft.com/office/word/2018/wordml" xmlns:w16du="http://schemas.microsoft.com/office/word/2023/wordml/word16du" xmlns:w16sdtdh="http://schemas.microsoft.com/office/word/2020/wordml/sdtdatahash" xmlns:w16sdtfl="http://schemas.microsoft.com/office/word/2024/wordml/sdtformatlock" xmlns:w16se="http://schemas.microsoft.com/office/word/2015/wordml/symex" xmlns:wpg="http://schemas.microsoft.com/office/word/2010/wordprocessingGroup" xmlns:wpi="http://schemas.microsoft.com/office/word/2010/wordprocessingInk" xmlns:wne="http://schemas.microsoft.com/office/word/2006/wordml" xmlns:wps="http://schemas.microsoft.com/office/word/2010/wordprocessingShape" mc:Ignorable="w14 w15 w16se w16cid w16 w16cex w16sdtdh w16sdtfl w16du wp14">
   <w:body>
     <w:p>
       <w:r>
@@ -168,7 +168,7 @@
     </w:p>
     <w:p>
       <w:r>
-        <w:t>Detta dokument behandlar höga naturvärden i avverkningsanmälan A 19167-2026 i Strömsunds kommun. Denna avverkningsanmälan inkom 2026-04-20 14:00:02 och omfattar 52,9 ha.</w:t>
+        <w:t>Detta dokument behandlar höga naturvärden i avverkningsanmälan A 19167-2026 i Strömsunds kommun som inkom 2026-04-20 och omfattar 52,9 ha.</w:t>
       </w:r>
     </w:p>
     <w:p>
@@ -191,12 +191,15 @@
     </w:p>
     <w:p>
       <w:r>
-        <w:t>I avverkningsanmälan har följande 10 naturvårdsarter hittats: ostticka (VU), doftskinn (NT), gränsticka (NT), harticka (NT), rosenticka (NT), stjärntagging (NT), ullticka (NT), violmussling (NT), blodticka (S) och vedticka (S). Av dessa är 8 rödlistade. För rödlistade arter har rödlistekategorin angivits inom parentes. Arter som är signalarter enligt Skogsstyrelsen har markerats med (S).</w:t>
+        <w:t>I avverkningsanmälan har följande 10 naturvårdsarter hittats: gränsticka (VU, T), ostticka (VU, T), doftskinn (NT, T), harticka (NT, T), rosenticka (NT, T), stjärntagging (NT, T), ullticka (NT, T), violmussling (NT, T), blodticka (S, T) och vedticka (S, T). Av dessa är 8 rödlistade. För rödlistade arter har rödlistekategorin angivits inom parentes. Arter som är signalarter enligt Skogsstyrelsen har markerats med (S). Typiska arter inom Natura 2000 som är kopplade till skogsekosystem har markerats med (T).</w:t>
       </w:r>
     </w:p>
     <w:p>
       <w:r>
-        <w:t>De påträffade naturvårdsarterna är ett tydligt kvitto på att detta rör sig om en skog med höga naturvärden. I Figur 1 visas en karta över det avverkningsanmälda området, där samtliga fyndplatser för naturvårdsarter som finns registrerade på Artportalen har markerats.</w:t>
+        <w:t>De påträffade naturvårdsarterna är ett tydligt kvitto på att det rör sig om en skog med höga naturvärden.</w:t>
+      </w:r>
+      <w:r>
+        <w:t xml:space="preserve"> I Figur 1 visas fyndplatser för naturvårdsarter i området, som finns registrerade på Artportalen.</w:t>
       </w:r>
     </w:p>
     <w:p>
@@ -206,7 +209,7 @@
       <w:r>
         <w:drawing>
           <wp:inline xmlns:a="http://schemas.openxmlformats.org/drawingml/2006/main" xmlns:pic="http://schemas.openxmlformats.org/drawingml/2006/picture">
-            <wp:extent cx="5486400" cy="2960048"/>
+            <wp:extent cx="5486400" cy="3832939"/>
             <wp:docPr id="1" name="Picture 1"/>
             <wp:cNvGraphicFramePr>
               <a:graphicFrameLocks noChangeAspect="1"/>
@@ -227,7 +230,7 @@
                   <pic:spPr>
                     <a:xfrm>
                       <a:off x="0" y="0"/>
-                      <a:ext cx="5486400" cy="2960048"/>
+                      <a:ext cx="5486400" cy="3832939"/>
                     </a:xfrm>
                     <a:prstGeom prst="rect"/>
                   </pic:spPr>
@@ -241,9 +244,10 @@
     <w:p>
       <w:pPr>
         <w:pStyle w:val="Caption"/>
+        <w:spacing w:after="240"/>
       </w:pPr>
       <w:r>
-        <w:t>Figur 1. Fyndplatser för naturvårdsarter i det avverkningsanmälda området (röd linje). Markörer utan svart kant är placerade på fyndplatsen. Markörer med svart kant är placerade vid sidan av fyndplatsen och har ett svart streck som visar fyndplatsens exakta position. Kartans mittpunktskoordinat är N 7174675, E 510798 i SWEREF 99 TM.</w:t>
+        <w:t>Figur 1. Fyndplatser för naturvårdsarter i avverkningsanmälan (röd linje). Markörer utan svart kant är placerade på fyndplatsen. Markörer med svart kant är placerade vid sidan av fyndplatsen och har ett svart streck som visar fyndplatsens exakta position. Kartans mittpunktskoordinat är N 7174675, E 510798 i SWEREF 99 TM.</w:t>
       </w:r>
     </w:p>
     <w:p>
@@ -849,7 +853,7 @@
 </file>
 
 <file path=word/endnotes.xml><?xml version="1.0" encoding="utf-8"?>
-<w:endnotes xmlns:wpc="http://schemas.microsoft.com/office/word/2010/wordprocessingCanvas" xmlns:cx="http://schemas.microsoft.com/office/drawing/2014/chartex" xmlns:cx1="http://schemas.microsoft.com/office/drawing/2015/9/8/chartex" xmlns:cx2="http://schemas.microsoft.com/office/drawing/2015/10/21/chartex" xmlns:cx3="http://schemas.microsoft.com/office/drawing/2016/5/9/chartex" xmlns:cx4="http://schemas.microsoft.com/office/drawing/2016/5/10/chartex" xmlns:cx5="http://schemas.microsoft.com/office/drawing/2016/5/11/chartex" xmlns:cx6="http://schemas.microsoft.com/office/drawing/2016/5/12/chartex" xmlns:cx7="http://schemas.microsoft.com/office/drawing/2016/5/13/chartex" xmlns:cx8="http://schemas.microsoft.com/office/drawing/2016/5/14/chartex" xmlns:mc="http://schemas.openxmlformats.org/markup-compatibility/2006" xmlns:aink="http://schemas.microsoft.com/office/drawing/2016/ink" xmlns:am3d="http://schemas.microsoft.com/office/drawing/2017/model3d" xmlns:o="urn:schemas-microsoft-com:office:office" xmlns:oel="http://schemas.microsoft.com/office/2019/extlst" xmlns:r="http://schemas.openxmlformats.org/officeDocument/2006/relationships" xmlns:m="http://schemas.openxmlformats.org/officeDocument/2006/math" xmlns:v="urn:schemas-microsoft-com:vml" xmlns:wp14="http://schemas.microsoft.com/office/word/2010/wordprocessingDrawing" xmlns:wp="http://schemas.openxmlformats.org/drawingml/2006/wordprocessingDrawing" xmlns:w10="urn:schemas-microsoft-com:office:word" xmlns:w="http://schemas.openxmlformats.org/wordprocessingml/2006/main" xmlns:w14="http://schemas.microsoft.com/office/word/2010/wordml" xmlns:w15="http://schemas.microsoft.com/office/word/2012/wordml" xmlns:w16cex="http://schemas.microsoft.com/office/word/2018/wordml/cex" xmlns:w16cid="http://schemas.microsoft.com/office/word/2016/wordml/cid" xmlns:w16="http://schemas.microsoft.com/office/word/2018/wordml" xmlns:w16sdtdh="http://schemas.microsoft.com/office/word/2020/wordml/sdtdatahash" xmlns:w16se="http://schemas.microsoft.com/office/word/2015/wordml/symex" xmlns:wpg="http://schemas.microsoft.com/office/word/2010/wordprocessingGroup" xmlns:wpi="http://schemas.microsoft.com/office/word/2010/wordprocessingInk" xmlns:wne="http://schemas.microsoft.com/office/word/2006/wordml" xmlns:wps="http://schemas.microsoft.com/office/word/2010/wordprocessingShape" mc:Ignorable="w14 w15 w16se w16cid w16 w16cex w16sdtdh wp14">
+<w:endnotes xmlns:wpc="http://schemas.microsoft.com/office/word/2010/wordprocessingCanvas" xmlns:cx="http://schemas.microsoft.com/office/drawing/2014/chartex" xmlns:cx1="http://schemas.microsoft.com/office/drawing/2015/9/8/chartex" xmlns:cx2="http://schemas.microsoft.com/office/drawing/2015/10/21/chartex" xmlns:cx3="http://schemas.microsoft.com/office/drawing/2016/5/9/chartex" xmlns:cx4="http://schemas.microsoft.com/office/drawing/2016/5/10/chartex" xmlns:cx5="http://schemas.microsoft.com/office/drawing/2016/5/11/chartex" xmlns:cx6="http://schemas.microsoft.com/office/drawing/2016/5/12/chartex" xmlns:cx7="http://schemas.microsoft.com/office/drawing/2016/5/13/chartex" xmlns:cx8="http://schemas.microsoft.com/office/drawing/2016/5/14/chartex" xmlns:mc="http://schemas.openxmlformats.org/markup-compatibility/2006" xmlns:aink="http://schemas.microsoft.com/office/drawing/2016/ink" xmlns:am3d="http://schemas.microsoft.com/office/drawing/2017/model3d" xmlns:o="urn:schemas-microsoft-com:office:office" xmlns:oel="http://schemas.microsoft.com/office/2019/extlst" xmlns:r="http://schemas.openxmlformats.org/officeDocument/2006/relationships" xmlns:m="http://schemas.openxmlformats.org/officeDocument/2006/math" xmlns:v="urn:schemas-microsoft-com:vml" xmlns:wp14="http://schemas.microsoft.com/office/word/2010/wordprocessingDrawing" xmlns:wp="http://schemas.openxmlformats.org/drawingml/2006/wordprocessingDrawing" xmlns:w10="urn:schemas-microsoft-com:office:word" xmlns:w="http://schemas.openxmlformats.org/wordprocessingml/2006/main" xmlns:w14="http://schemas.microsoft.com/office/word/2010/wordml" xmlns:w15="http://schemas.microsoft.com/office/word/2012/wordml" xmlns:w16cex="http://schemas.microsoft.com/office/word/2018/wordml/cex" xmlns:w16cid="http://schemas.microsoft.com/office/word/2016/wordml/cid" xmlns:w16="http://schemas.microsoft.com/office/word/2018/wordml" xmlns:w16du="http://schemas.microsoft.com/office/word/2023/wordml/word16du" xmlns:w16sdtdh="http://schemas.microsoft.com/office/word/2020/wordml/sdtdatahash" xmlns:w16sdtfl="http://schemas.microsoft.com/office/word/2024/wordml/sdtformatlock" xmlns:w16se="http://schemas.microsoft.com/office/word/2015/wordml/symex" xmlns:wpg="http://schemas.microsoft.com/office/word/2010/wordprocessingGroup" xmlns:wpi="http://schemas.microsoft.com/office/word/2010/wordprocessingInk" xmlns:wne="http://schemas.microsoft.com/office/word/2006/wordml" xmlns:wps="http://schemas.microsoft.com/office/word/2010/wordprocessingShape" mc:Ignorable="w14 w15 w16se w16cid w16 w16cex w16sdtdh w16sdtfl w16du wp14">
   <w:endnote w:type="separator" w:id="-1">
     <w:p>
       <w:pPr>
@@ -874,7 +878,7 @@
 </file>
 
 <file path=word/footer1.xml><?xml version="1.0" encoding="utf-8"?>
-<w:ftr xmlns:wpc="http://schemas.microsoft.com/office/word/2010/wordprocessingCanvas" xmlns:cx="http://schemas.microsoft.com/office/drawing/2014/chartex" xmlns:cx1="http://schemas.microsoft.com/office/drawing/2015/9/8/chartex" xmlns:cx2="http://schemas.microsoft.com/office/drawing/2015/10/21/chartex" xmlns:cx3="http://schemas.microsoft.com/office/drawing/2016/5/9/chartex" xmlns:cx4="http://schemas.microsoft.com/office/drawing/2016/5/10/chartex" xmlns:cx5="http://schemas.microsoft.com/office/drawing/2016/5/11/chartex" xmlns:cx6="http://schemas.microsoft.com/office/drawing/2016/5/12/chartex" xmlns:cx7="http://schemas.microsoft.com/office/drawing/2016/5/13/chartex" xmlns:cx8="http://schemas.microsoft.com/office/drawing/2016/5/14/chartex" xmlns:mc="http://schemas.openxmlformats.org/markup-compatibility/2006" xmlns:aink="http://schemas.microsoft.com/office/drawing/2016/ink" xmlns:am3d="http://schemas.microsoft.com/office/drawing/2017/model3d" xmlns:o="urn:schemas-microsoft-com:office:office" xmlns:oel="http://schemas.microsoft.com/office/2019/extlst" xmlns:r="http://schemas.openxmlformats.org/officeDocument/2006/relationships" xmlns:m="http://schemas.openxmlformats.org/officeDocument/2006/math" xmlns:v="urn:schemas-microsoft-com:vml" xmlns:wp14="http://schemas.microsoft.com/office/word/2010/wordprocessingDrawing" xmlns:wp="http://schemas.openxmlformats.org/drawingml/2006/wordprocessingDrawing" xmlns:w10="urn:schemas-microsoft-com:office:word" xmlns:w="http://schemas.openxmlformats.org/wordprocessingml/2006/main" xmlns:w14="http://schemas.microsoft.com/office/word/2010/wordml" xmlns:w15="http://schemas.microsoft.com/office/word/2012/wordml" xmlns:w16cex="http://schemas.microsoft.com/office/word/2018/wordml/cex" xmlns:w16cid="http://schemas.microsoft.com/office/word/2016/wordml/cid" xmlns:w16="http://schemas.microsoft.com/office/word/2018/wordml" xmlns:w16sdtdh="http://schemas.microsoft.com/office/word/2020/wordml/sdtdatahash" xmlns:w16se="http://schemas.microsoft.com/office/word/2015/wordml/symex" xmlns:wpg="http://schemas.microsoft.com/office/word/2010/wordprocessingGroup" xmlns:wpi="http://schemas.microsoft.com/office/word/2010/wordprocessingInk" xmlns:wne="http://schemas.microsoft.com/office/word/2006/wordml" xmlns:wps="http://schemas.microsoft.com/office/word/2010/wordprocessingShape" mc:Ignorable="w14 w15 w16se w16cid w16 w16cex w16sdtdh wp14">
+<w:ftr xmlns:wpc="http://schemas.microsoft.com/office/word/2010/wordprocessingCanvas" xmlns:cx="http://schemas.microsoft.com/office/drawing/2014/chartex" xmlns:cx1="http://schemas.microsoft.com/office/drawing/2015/9/8/chartex" xmlns:cx2="http://schemas.microsoft.com/office/drawing/2015/10/21/chartex" xmlns:cx3="http://schemas.microsoft.com/office/drawing/2016/5/9/chartex" xmlns:cx4="http://schemas.microsoft.com/office/drawing/2016/5/10/chartex" xmlns:cx5="http://schemas.microsoft.com/office/drawing/2016/5/11/chartex" xmlns:cx6="http://schemas.microsoft.com/office/drawing/2016/5/12/chartex" xmlns:cx7="http://schemas.microsoft.com/office/drawing/2016/5/13/chartex" xmlns:cx8="http://schemas.microsoft.com/office/drawing/2016/5/14/chartex" xmlns:mc="http://schemas.openxmlformats.org/markup-compatibility/2006" xmlns:aink="http://schemas.microsoft.com/office/drawing/2016/ink" xmlns:am3d="http://schemas.microsoft.com/office/drawing/2017/model3d" xmlns:o="urn:schemas-microsoft-com:office:office" xmlns:oel="http://schemas.microsoft.com/office/2019/extlst" xmlns:r="http://schemas.openxmlformats.org/officeDocument/2006/relationships" xmlns:m="http://schemas.openxmlformats.org/officeDocument/2006/math" xmlns:v="urn:schemas-microsoft-com:vml" xmlns:wp14="http://schemas.microsoft.com/office/word/2010/wordprocessingDrawing" xmlns:wp="http://schemas.openxmlformats.org/drawingml/2006/wordprocessingDrawing" xmlns:w10="urn:schemas-microsoft-com:office:word" xmlns:w="http://schemas.openxmlformats.org/wordprocessingml/2006/main" xmlns:w14="http://schemas.microsoft.com/office/word/2010/wordml" xmlns:w15="http://schemas.microsoft.com/office/word/2012/wordml" xmlns:w16cex="http://schemas.microsoft.com/office/word/2018/wordml/cex" xmlns:w16cid="http://schemas.microsoft.com/office/word/2016/wordml/cid" xmlns:w16="http://schemas.microsoft.com/office/word/2018/wordml" xmlns:w16du="http://schemas.microsoft.com/office/word/2023/wordml/word16du" xmlns:w16sdtdh="http://schemas.microsoft.com/office/word/2020/wordml/sdtdatahash" xmlns:w16sdtfl="http://schemas.microsoft.com/office/word/2024/wordml/sdtformatlock" xmlns:w16se="http://schemas.microsoft.com/office/word/2015/wordml/symex" xmlns:wpg="http://schemas.microsoft.com/office/word/2010/wordprocessingGroup" xmlns:wpi="http://schemas.microsoft.com/office/word/2010/wordprocessingInk" xmlns:wne="http://schemas.microsoft.com/office/word/2006/wordml" xmlns:wps="http://schemas.microsoft.com/office/word/2010/wordprocessingShape" mc:Ignorable="w14 w15 w16se w16cid w16 w16cex w16sdtdh w16sdtfl w16du wp14">
   <w:p>
     <w:pPr>
       <w:pStyle w:val="Footer"/>
@@ -884,7 +888,7 @@
 </file>
 
 <file path=word/footer2.xml><?xml version="1.0" encoding="utf-8"?>
-<w:ftr xmlns:wpc="http://schemas.microsoft.com/office/word/2010/wordprocessingCanvas" xmlns:cx="http://schemas.microsoft.com/office/drawing/2014/chartex" xmlns:cx1="http://schemas.microsoft.com/office/drawing/2015/9/8/chartex" xmlns:cx2="http://schemas.microsoft.com/office/drawing/2015/10/21/chartex" xmlns:cx3="http://schemas.microsoft.com/office/drawing/2016/5/9/chartex" xmlns:cx4="http://schemas.microsoft.com/office/drawing/2016/5/10/chartex" xmlns:cx5="http://schemas.microsoft.com/office/drawing/2016/5/11/chartex" xmlns:cx6="http://schemas.microsoft.com/office/drawing/2016/5/12/chartex" xmlns:cx7="http://schemas.microsoft.com/office/drawing/2016/5/13/chartex" xmlns:cx8="http://schemas.microsoft.com/office/drawing/2016/5/14/chartex" xmlns:mc="http://schemas.openxmlformats.org/markup-compatibility/2006" xmlns:aink="http://schemas.microsoft.com/office/drawing/2016/ink" xmlns:am3d="http://schemas.microsoft.com/office/drawing/2017/model3d" xmlns:o="urn:schemas-microsoft-com:office:office" xmlns:oel="http://schemas.microsoft.com/office/2019/extlst" xmlns:r="http://schemas.openxmlformats.org/officeDocument/2006/relationships" xmlns:m="http://schemas.openxmlformats.org/officeDocument/2006/math" xmlns:v="urn:schemas-microsoft-com:vml" xmlns:wp14="http://schemas.microsoft.com/office/word/2010/wordprocessingDrawing" xmlns:wp="http://schemas.openxmlformats.org/drawingml/2006/wordprocessingDrawing" xmlns:w10="urn:schemas-microsoft-com:office:word" xmlns:w="http://schemas.openxmlformats.org/wordprocessingml/2006/main" xmlns:w14="http://schemas.microsoft.com/office/word/2010/wordml" xmlns:w15="http://schemas.microsoft.com/office/word/2012/wordml" xmlns:w16cex="http://schemas.microsoft.com/office/word/2018/wordml/cex" xmlns:w16cid="http://schemas.microsoft.com/office/word/2016/wordml/cid" xmlns:w16="http://schemas.microsoft.com/office/word/2018/wordml" xmlns:w16sdtdh="http://schemas.microsoft.com/office/word/2020/wordml/sdtdatahash" xmlns:w16se="http://schemas.microsoft.com/office/word/2015/wordml/symex" xmlns:wpg="http://schemas.microsoft.com/office/word/2010/wordprocessingGroup" xmlns:wpi="http://schemas.microsoft.com/office/word/2010/wordprocessingInk" xmlns:wne="http://schemas.microsoft.com/office/word/2006/wordml" xmlns:wps="http://schemas.microsoft.com/office/word/2010/wordprocessingShape" mc:Ignorable="w14 w15 w16se w16cid w16 w16cex w16sdtdh wp14">
+<w:ftr xmlns:wpc="http://schemas.microsoft.com/office/word/2010/wordprocessingCanvas" xmlns:cx="http://schemas.microsoft.com/office/drawing/2014/chartex" xmlns:cx1="http://schemas.microsoft.com/office/drawing/2015/9/8/chartex" xmlns:cx2="http://schemas.microsoft.com/office/drawing/2015/10/21/chartex" xmlns:cx3="http://schemas.microsoft.com/office/drawing/2016/5/9/chartex" xmlns:cx4="http://schemas.microsoft.com/office/drawing/2016/5/10/chartex" xmlns:cx5="http://schemas.microsoft.com/office/drawing/2016/5/11/chartex" xmlns:cx6="http://schemas.microsoft.com/office/drawing/2016/5/12/chartex" xmlns:cx7="http://schemas.microsoft.com/office/drawing/2016/5/13/chartex" xmlns:cx8="http://schemas.microsoft.com/office/drawing/2016/5/14/chartex" xmlns:mc="http://schemas.openxmlformats.org/markup-compatibility/2006" xmlns:aink="http://schemas.microsoft.com/office/drawing/2016/ink" xmlns:am3d="http://schemas.microsoft.com/office/drawing/2017/model3d" xmlns:o="urn:schemas-microsoft-com:office:office" xmlns:oel="http://schemas.microsoft.com/office/2019/extlst" xmlns:r="http://schemas.openxmlformats.org/officeDocument/2006/relationships" xmlns:m="http://schemas.openxmlformats.org/officeDocument/2006/math" xmlns:v="urn:schemas-microsoft-com:vml" xmlns:wp14="http://schemas.microsoft.com/office/word/2010/wordprocessingDrawing" xmlns:wp="http://schemas.openxmlformats.org/drawingml/2006/wordprocessingDrawing" xmlns:w10="urn:schemas-microsoft-com:office:word" xmlns:w="http://schemas.openxmlformats.org/wordprocessingml/2006/main" xmlns:w14="http://schemas.microsoft.com/office/word/2010/wordml" xmlns:w15="http://schemas.microsoft.com/office/word/2012/wordml" xmlns:w16cex="http://schemas.microsoft.com/office/word/2018/wordml/cex" xmlns:w16cid="http://schemas.microsoft.com/office/word/2016/wordml/cid" xmlns:w16="http://schemas.microsoft.com/office/word/2018/wordml" xmlns:w16du="http://schemas.microsoft.com/office/word/2023/wordml/word16du" xmlns:w16sdtdh="http://schemas.microsoft.com/office/word/2020/wordml/sdtdatahash" xmlns:w16sdtfl="http://schemas.microsoft.com/office/word/2024/wordml/sdtformatlock" xmlns:w16se="http://schemas.microsoft.com/office/word/2015/wordml/symex" xmlns:wpg="http://schemas.microsoft.com/office/word/2010/wordprocessingGroup" xmlns:wpi="http://schemas.microsoft.com/office/word/2010/wordprocessingInk" xmlns:wne="http://schemas.microsoft.com/office/word/2006/wordml" xmlns:wps="http://schemas.microsoft.com/office/word/2010/wordprocessingShape" mc:Ignorable="w14 w15 w16se w16cid w16 w16cex w16sdtdh w16sdtfl w16du wp14">
   <w:p>
     <w:pPr>
       <w:pStyle w:val="Footer"/>
@@ -894,7 +898,7 @@
 </file>
 
 <file path=word/footer3.xml><?xml version="1.0" encoding="utf-8"?>
-<w:ftr xmlns:wpc="http://schemas.microsoft.com/office/word/2010/wordprocessingCanvas" xmlns:cx="http://schemas.microsoft.com/office/drawing/2014/chartex" xmlns:cx1="http://schemas.microsoft.com/office/drawing/2015/9/8/chartex" xmlns:cx2="http://schemas.microsoft.com/office/drawing/2015/10/21/chartex" xmlns:cx3="http://schemas.microsoft.com/office/drawing/2016/5/9/chartex" xmlns:cx4="http://schemas.microsoft.com/office/drawing/2016/5/10/chartex" xmlns:cx5="http://schemas.microsoft.com/office/drawing/2016/5/11/chartex" xmlns:cx6="http://schemas.microsoft.com/office/drawing/2016/5/12/chartex" xmlns:cx7="http://schemas.microsoft.com/office/drawing/2016/5/13/chartex" xmlns:cx8="http://schemas.microsoft.com/office/drawing/2016/5/14/chartex" xmlns:mc="http://schemas.openxmlformats.org/markup-compatibility/2006" xmlns:aink="http://schemas.microsoft.com/office/drawing/2016/ink" xmlns:am3d="http://schemas.microsoft.com/office/drawing/2017/model3d" xmlns:o="urn:schemas-microsoft-com:office:office" xmlns:oel="http://schemas.microsoft.com/office/2019/extlst" xmlns:r="http://schemas.openxmlformats.org/officeDocument/2006/relationships" xmlns:m="http://schemas.openxmlformats.org/officeDocument/2006/math" xmlns:v="urn:schemas-microsoft-com:vml" xmlns:wp14="http://schemas.microsoft.com/office/word/2010/wordprocessingDrawing" xmlns:wp="http://schemas.openxmlformats.org/drawingml/2006/wordprocessingDrawing" xmlns:w10="urn:schemas-microsoft-com:office:word" xmlns:w="http://schemas.openxmlformats.org/wordprocessingml/2006/main" xmlns:w14="http://schemas.microsoft.com/office/word/2010/wordml" xmlns:w15="http://schemas.microsoft.com/office/word/2012/wordml" xmlns:w16cex="http://schemas.microsoft.com/office/word/2018/wordml/cex" xmlns:w16cid="http://schemas.microsoft.com/office/word/2016/wordml/cid" xmlns:w16="http://schemas.microsoft.com/office/word/2018/wordml" xmlns:w16sdtdh="http://schemas.microsoft.com/office/word/2020/wordml/sdtdatahash" xmlns:w16se="http://schemas.microsoft.com/office/word/2015/wordml/symex" xmlns:wpg="http://schemas.microsoft.com/office/word/2010/wordprocessingGroup" xmlns:wpi="http://schemas.microsoft.com/office/word/2010/wordprocessingInk" xmlns:wne="http://schemas.microsoft.com/office/word/2006/wordml" xmlns:wps="http://schemas.microsoft.com/office/word/2010/wordprocessingShape" mc:Ignorable="w14 w15 w16se w16cid w16 w16cex w16sdtdh wp14">
+<w:ftr xmlns:wpc="http://schemas.microsoft.com/office/word/2010/wordprocessingCanvas" xmlns:cx="http://schemas.microsoft.com/office/drawing/2014/chartex" xmlns:cx1="http://schemas.microsoft.com/office/drawing/2015/9/8/chartex" xmlns:cx2="http://schemas.microsoft.com/office/drawing/2015/10/21/chartex" xmlns:cx3="http://schemas.microsoft.com/office/drawing/2016/5/9/chartex" xmlns:cx4="http://schemas.microsoft.com/office/drawing/2016/5/10/chartex" xmlns:cx5="http://schemas.microsoft.com/office/drawing/2016/5/11/chartex" xmlns:cx6="http://schemas.microsoft.com/office/drawing/2016/5/12/chartex" xmlns:cx7="http://schemas.microsoft.com/office/drawing/2016/5/13/chartex" xmlns:cx8="http://schemas.microsoft.com/office/drawing/2016/5/14/chartex" xmlns:mc="http://schemas.openxmlformats.org/markup-compatibility/2006" xmlns:aink="http://schemas.microsoft.com/office/drawing/2016/ink" xmlns:am3d="http://schemas.microsoft.com/office/drawing/2017/model3d" xmlns:o="urn:schemas-microsoft-com:office:office" xmlns:oel="http://schemas.microsoft.com/office/2019/extlst" xmlns:r="http://schemas.openxmlformats.org/officeDocument/2006/relationships" xmlns:m="http://schemas.openxmlformats.org/officeDocument/2006/math" xmlns:v="urn:schemas-microsoft-com:vml" xmlns:wp14="http://schemas.microsoft.com/office/word/2010/wordprocessingDrawing" xmlns:wp="http://schemas.openxmlformats.org/drawingml/2006/wordprocessingDrawing" xmlns:w10="urn:schemas-microsoft-com:office:word" xmlns:w="http://schemas.openxmlformats.org/wordprocessingml/2006/main" xmlns:w14="http://schemas.microsoft.com/office/word/2010/wordml" xmlns:w15="http://schemas.microsoft.com/office/word/2012/wordml" xmlns:w16cex="http://schemas.microsoft.com/office/word/2018/wordml/cex" xmlns:w16cid="http://schemas.microsoft.com/office/word/2016/wordml/cid" xmlns:w16="http://schemas.microsoft.com/office/word/2018/wordml" xmlns:w16du="http://schemas.microsoft.com/office/word/2023/wordml/word16du" xmlns:w16sdtdh="http://schemas.microsoft.com/office/word/2020/wordml/sdtdatahash" xmlns:w16sdtfl="http://schemas.microsoft.com/office/word/2024/wordml/sdtformatlock" xmlns:w16se="http://schemas.microsoft.com/office/word/2015/wordml/symex" xmlns:wpg="http://schemas.microsoft.com/office/word/2010/wordprocessingGroup" xmlns:wpi="http://schemas.microsoft.com/office/word/2010/wordprocessingInk" xmlns:wne="http://schemas.microsoft.com/office/word/2006/wordml" xmlns:wps="http://schemas.microsoft.com/office/word/2010/wordprocessingShape" mc:Ignorable="w14 w15 w16se w16cid w16 w16cex w16sdtdh w16sdtfl w16du wp14">
   <w:p>
     <w:pPr>
       <w:pStyle w:val="Footer"/>
@@ -904,7 +908,7 @@
 </file>
 
 <file path=word/footnotes.xml><?xml version="1.0" encoding="utf-8"?>
-<w:footnotes xmlns:wpc="http://schemas.microsoft.com/office/word/2010/wordprocessingCanvas" xmlns:cx="http://schemas.microsoft.com/office/drawing/2014/chartex" xmlns:cx1="http://schemas.microsoft.com/office/drawing/2015/9/8/chartex" xmlns:cx2="http://schemas.microsoft.com/office/drawing/2015/10/21/chartex" xmlns:cx3="http://schemas.microsoft.com/office/drawing/2016/5/9/chartex" xmlns:cx4="http://schemas.microsoft.com/office/drawing/2016/5/10/chartex" xmlns:cx5="http://schemas.microsoft.com/office/drawing/2016/5/11/chartex" xmlns:cx6="http://schemas.microsoft.com/office/drawing/2016/5/12/chartex" xmlns:cx7="http://schemas.microsoft.com/office/drawing/2016/5/13/chartex" xmlns:cx8="http://schemas.microsoft.com/office/drawing/2016/5/14/chartex" xmlns:mc="http://schemas.openxmlformats.org/markup-compatibility/2006" xmlns:aink="http://schemas.microsoft.com/office/drawing/2016/ink" xmlns:am3d="http://schemas.microsoft.com/office/drawing/2017/model3d" xmlns:o="urn:schemas-microsoft-com:office:office" xmlns:oel="http://schemas.microsoft.com/office/2019/extlst" xmlns:r="http://schemas.openxmlformats.org/officeDocument/2006/relationships" xmlns:m="http://schemas.openxmlformats.org/officeDocument/2006/math" xmlns:v="urn:schemas-microsoft-com:vml" xmlns:wp14="http://schemas.microsoft.com/office/word/2010/wordprocessingDrawing" xmlns:wp="http://schemas.openxmlformats.org/drawingml/2006/wordprocessingDrawing" xmlns:w10="urn:schemas-microsoft-com:office:word" xmlns:w="http://schemas.openxmlformats.org/wordprocessingml/2006/main" xmlns:w14="http://schemas.microsoft.com/office/word/2010/wordml" xmlns:w15="http://schemas.microsoft.com/office/word/2012/wordml" xmlns:w16cex="http://schemas.microsoft.com/office/word/2018/wordml/cex" xmlns:w16cid="http://schemas.microsoft.com/office/word/2016/wordml/cid" xmlns:w16="http://schemas.microsoft.com/office/word/2018/wordml" xmlns:w16sdtdh="http://schemas.microsoft.com/office/word/2020/wordml/sdtdatahash" xmlns:w16se="http://schemas.microsoft.com/office/word/2015/wordml/symex" xmlns:wpg="http://schemas.microsoft.com/office/word/2010/wordprocessingGroup" xmlns:wpi="http://schemas.microsoft.com/office/word/2010/wordprocessingInk" xmlns:wne="http://schemas.microsoft.com/office/word/2006/wordml" xmlns:wps="http://schemas.microsoft.com/office/word/2010/wordprocessingShape" mc:Ignorable="w14 w15 w16se w16cid w16 w16cex w16sdtdh wp14">
+<w:footnotes xmlns:wpc="http://schemas.microsoft.com/office/word/2010/wordprocessingCanvas" xmlns:cx="http://schemas.microsoft.com/office/drawing/2014/chartex" xmlns:cx1="http://schemas.microsoft.com/office/drawing/2015/9/8/chartex" xmlns:cx2="http://schemas.microsoft.com/office/drawing/2015/10/21/chartex" xmlns:cx3="http://schemas.microsoft.com/office/drawing/2016/5/9/chartex" xmlns:cx4="http://schemas.microsoft.com/office/drawing/2016/5/10/chartex" xmlns:cx5="http://schemas.microsoft.com/office/drawing/2016/5/11/chartex" xmlns:cx6="http://schemas.microsoft.com/office/drawing/2016/5/12/chartex" xmlns:cx7="http://schemas.microsoft.com/office/drawing/2016/5/13/chartex" xmlns:cx8="http://schemas.microsoft.com/office/drawing/2016/5/14/chartex" xmlns:mc="http://schemas.openxmlformats.org/markup-compatibility/2006" xmlns:aink="http://schemas.microsoft.com/office/drawing/2016/ink" xmlns:am3d="http://schemas.microsoft.com/office/drawing/2017/model3d" xmlns:o="urn:schemas-microsoft-com:office:office" xmlns:oel="http://schemas.microsoft.com/office/2019/extlst" xmlns:r="http://schemas.openxmlformats.org/officeDocument/2006/relationships" xmlns:m="http://schemas.openxmlformats.org/officeDocument/2006/math" xmlns:v="urn:schemas-microsoft-com:vml" xmlns:wp14="http://schemas.microsoft.com/office/word/2010/wordprocessingDrawing" xmlns:wp="http://schemas.openxmlformats.org/drawingml/2006/wordprocessingDrawing" xmlns:w10="urn:schemas-microsoft-com:office:word" xmlns:w="http://schemas.openxmlformats.org/wordprocessingml/2006/main" xmlns:w14="http://schemas.microsoft.com/office/word/2010/wordml" xmlns:w15="http://schemas.microsoft.com/office/word/2012/wordml" xmlns:w16cex="http://schemas.microsoft.com/office/word/2018/wordml/cex" xmlns:w16cid="http://schemas.microsoft.com/office/word/2016/wordml/cid" xmlns:w16="http://schemas.microsoft.com/office/word/2018/wordml" xmlns:w16du="http://schemas.microsoft.com/office/word/2023/wordml/word16du" xmlns:w16sdtdh="http://schemas.microsoft.com/office/word/2020/wordml/sdtdatahash" xmlns:w16sdtfl="http://schemas.microsoft.com/office/word/2024/wordml/sdtformatlock" xmlns:w16se="http://schemas.microsoft.com/office/word/2015/wordml/symex" xmlns:wpg="http://schemas.microsoft.com/office/word/2010/wordprocessingGroup" xmlns:wpi="http://schemas.microsoft.com/office/word/2010/wordprocessingInk" xmlns:wne="http://schemas.microsoft.com/office/word/2006/wordml" xmlns:wps="http://schemas.microsoft.com/office/word/2010/wordprocessingShape" mc:Ignorable="w14 w15 w16se w16cid w16 w16cex w16sdtdh w16sdtfl w16du wp14">
   <w:footnote w:type="separator" w:id="-1">
     <w:p>
       <w:pPr>
@@ -929,7 +933,7 @@
 </file>
 
 <file path=word/header1.xml><?xml version="1.0" encoding="utf-8"?>
-<w:hdr xmlns:wpc="http://schemas.microsoft.com/office/word/2010/wordprocessingCanvas" xmlns:cx="http://schemas.microsoft.com/office/drawing/2014/chartex" xmlns:cx1="http://schemas.microsoft.com/office/drawing/2015/9/8/chartex" xmlns:cx2="http://schemas.microsoft.com/office/drawing/2015/10/21/chartex" xmlns:cx3="http://schemas.microsoft.com/office/drawing/2016/5/9/chartex" xmlns:cx4="http://schemas.microsoft.com/office/drawing/2016/5/10/chartex" xmlns:cx5="http://schemas.microsoft.com/office/drawing/2016/5/11/chartex" xmlns:cx6="http://schemas.microsoft.com/office/drawing/2016/5/12/chartex" xmlns:cx7="http://schemas.microsoft.com/office/drawing/2016/5/13/chartex" xmlns:cx8="http://schemas.microsoft.com/office/drawing/2016/5/14/chartex" xmlns:mc="http://schemas.openxmlformats.org/markup-compatibility/2006" xmlns:aink="http://schemas.microsoft.com/office/drawing/2016/ink" xmlns:am3d="http://schemas.microsoft.com/office/drawing/2017/model3d" xmlns:o="urn:schemas-microsoft-com:office:office" xmlns:oel="http://schemas.microsoft.com/office/2019/extlst" xmlns:r="http://schemas.openxmlformats.org/officeDocument/2006/relationships" xmlns:m="http://schemas.openxmlformats.org/officeDocument/2006/math" xmlns:v="urn:schemas-microsoft-com:vml" xmlns:wp14="http://schemas.microsoft.com/office/word/2010/wordprocessingDrawing" xmlns:wp="http://schemas.openxmlformats.org/drawingml/2006/wordprocessingDrawing" xmlns:w10="urn:schemas-microsoft-com:office:word" xmlns:w="http://schemas.openxmlformats.org/wordprocessingml/2006/main" xmlns:w14="http://schemas.microsoft.com/office/word/2010/wordml" xmlns:w15="http://schemas.microsoft.com/office/word/2012/wordml" xmlns:w16cex="http://schemas.microsoft.com/office/word/2018/wordml/cex" xmlns:w16cid="http://schemas.microsoft.com/office/word/2016/wordml/cid" xmlns:w16="http://schemas.microsoft.com/office/word/2018/wordml" xmlns:w16sdtdh="http://schemas.microsoft.com/office/word/2020/wordml/sdtdatahash" xmlns:w16se="http://schemas.microsoft.com/office/word/2015/wordml/symex" xmlns:wpg="http://schemas.microsoft.com/office/word/2010/wordprocessingGroup" xmlns:wpi="http://schemas.microsoft.com/office/word/2010/wordprocessingInk" xmlns:wne="http://schemas.microsoft.com/office/word/2006/wordml" xmlns:wps="http://schemas.microsoft.com/office/word/2010/wordprocessingShape" mc:Ignorable="w14 w15 w16se w16cid w16 w16cex w16sdtdh wp14">
+<w:hdr xmlns:wpc="http://schemas.microsoft.com/office/word/2010/wordprocessingCanvas" xmlns:cx="http://schemas.microsoft.com/office/drawing/2014/chartex" xmlns:cx1="http://schemas.microsoft.com/office/drawing/2015/9/8/chartex" xmlns:cx2="http://schemas.microsoft.com/office/drawing/2015/10/21/chartex" xmlns:cx3="http://schemas.microsoft.com/office/drawing/2016/5/9/chartex" xmlns:cx4="http://schemas.microsoft.com/office/drawing/2016/5/10/chartex" xmlns:cx5="http://schemas.microsoft.com/office/drawing/2016/5/11/chartex" xmlns:cx6="http://schemas.microsoft.com/office/drawing/2016/5/12/chartex" xmlns:cx7="http://schemas.microsoft.com/office/drawing/2016/5/13/chartex" xmlns:cx8="http://schemas.microsoft.com/office/drawing/2016/5/14/chartex" xmlns:mc="http://schemas.openxmlformats.org/markup-compatibility/2006" xmlns:aink="http://schemas.microsoft.com/office/drawing/2016/ink" xmlns:am3d="http://schemas.microsoft.com/office/drawing/2017/model3d" xmlns:o="urn:schemas-microsoft-com:office:office" xmlns:oel="http://schemas.microsoft.com/office/2019/extlst" xmlns:r="http://schemas.openxmlformats.org/officeDocument/2006/relationships" xmlns:m="http://schemas.openxmlformats.org/officeDocument/2006/math" xmlns:v="urn:schemas-microsoft-com:vml" xmlns:wp14="http://schemas.microsoft.com/office/word/2010/wordprocessingDrawing" xmlns:wp="http://schemas.openxmlformats.org/drawingml/2006/wordprocessingDrawing" xmlns:w10="urn:schemas-microsoft-com:office:word" xmlns:w="http://schemas.openxmlformats.org/wordprocessingml/2006/main" xmlns:w14="http://schemas.microsoft.com/office/word/2010/wordml" xmlns:w15="http://schemas.microsoft.com/office/word/2012/wordml" xmlns:w16cex="http://schemas.microsoft.com/office/word/2018/wordml/cex" xmlns:w16cid="http://schemas.microsoft.com/office/word/2016/wordml/cid" xmlns:w16="http://schemas.microsoft.com/office/word/2018/wordml" xmlns:w16du="http://schemas.microsoft.com/office/word/2023/wordml/word16du" xmlns:w16sdtdh="http://schemas.microsoft.com/office/word/2020/wordml/sdtdatahash" xmlns:w16sdtfl="http://schemas.microsoft.com/office/word/2024/wordml/sdtformatlock" xmlns:w16se="http://schemas.microsoft.com/office/word/2015/wordml/symex" xmlns:wpg="http://schemas.microsoft.com/office/word/2010/wordprocessingGroup" xmlns:wpi="http://schemas.microsoft.com/office/word/2010/wordprocessingInk" xmlns:wne="http://schemas.microsoft.com/office/word/2006/wordml" xmlns:wps="http://schemas.microsoft.com/office/word/2010/wordprocessingShape" mc:Ignorable="w14 w15 w16se w16cid w16 w16cex w16sdtdh w16sdtfl w16du wp14">
   <w:p>
     <w:pPr>
       <w:pStyle w:val="Header"/>
@@ -939,7 +943,7 @@
 </file>
 
 <file path=word/header2.xml><?xml version="1.0" encoding="utf-8"?>
-<w:hdr xmlns:wpc="http://schemas.microsoft.com/office/word/2010/wordprocessingCanvas" xmlns:cx="http://schemas.microsoft.com/office/drawing/2014/chartex" xmlns:cx1="http://schemas.microsoft.com/office/drawing/2015/9/8/chartex" xmlns:cx2="http://schemas.microsoft.com/office/drawing/2015/10/21/chartex" xmlns:cx3="http://schemas.microsoft.com/office/drawing/2016/5/9/chartex" xmlns:cx4="http://schemas.microsoft.com/office/drawing/2016/5/10/chartex" xmlns:cx5="http://schemas.microsoft.com/office/drawing/2016/5/11/chartex" xmlns:cx6="http://schemas.microsoft.com/office/drawing/2016/5/12/chartex" xmlns:cx7="http://schemas.microsoft.com/office/drawing/2016/5/13/chartex" xmlns:cx8="http://schemas.microsoft.com/office/drawing/2016/5/14/chartex" xmlns:mc="http://schemas.openxmlformats.org/markup-compatibility/2006" xmlns:aink="http://schemas.microsoft.com/office/drawing/2016/ink" xmlns:am3d="http://schemas.microsoft.com/office/drawing/2017/model3d" xmlns:o="urn:schemas-microsoft-com:office:office" xmlns:oel="http://schemas.microsoft.com/office/2019/extlst" xmlns:r="http://schemas.openxmlformats.org/officeDocument/2006/relationships" xmlns:m="http://schemas.openxmlformats.org/officeDocument/2006/math" xmlns:v="urn:schemas-microsoft-com:vml" xmlns:wp14="http://schemas.microsoft.com/office/word/2010/wordprocessingDrawing" xmlns:wp="http://schemas.openxmlformats.org/drawingml/2006/wordprocessingDrawing" xmlns:w10="urn:schemas-microsoft-com:office:word" xmlns:w="http://schemas.openxmlformats.org/wordprocessingml/2006/main" xmlns:w14="http://schemas.microsoft.com/office/word/2010/wordml" xmlns:w15="http://schemas.microsoft.com/office/word/2012/wordml" xmlns:w16cex="http://schemas.microsoft.com/office/word/2018/wordml/cex" xmlns:w16cid="http://schemas.microsoft.com/office/word/2016/wordml/cid" xmlns:w16="http://schemas.microsoft.com/office/word/2018/wordml" xmlns:w16sdtdh="http://schemas.microsoft.com/office/word/2020/wordml/sdtdatahash" xmlns:w16se="http://schemas.microsoft.com/office/word/2015/wordml/symex" xmlns:wpg="http://schemas.microsoft.com/office/word/2010/wordprocessingGroup" xmlns:wpi="http://schemas.microsoft.com/office/word/2010/wordprocessingInk" xmlns:wne="http://schemas.microsoft.com/office/word/2006/wordml" xmlns:wps="http://schemas.microsoft.com/office/word/2010/wordprocessingShape" mc:Ignorable="w14 w15 w16se w16cid w16 w16cex w16sdtdh wp14">
+<w:hdr xmlns:wpc="http://schemas.microsoft.com/office/word/2010/wordprocessingCanvas" xmlns:cx="http://schemas.microsoft.com/office/drawing/2014/chartex" xmlns:cx1="http://schemas.microsoft.com/office/drawing/2015/9/8/chartex" xmlns:cx2="http://schemas.microsoft.com/office/drawing/2015/10/21/chartex" xmlns:cx3="http://schemas.microsoft.com/office/drawing/2016/5/9/chartex" xmlns:cx4="http://schemas.microsoft.com/office/drawing/2016/5/10/chartex" xmlns:cx5="http://schemas.microsoft.com/office/drawing/2016/5/11/chartex" xmlns:cx6="http://schemas.microsoft.com/office/drawing/2016/5/12/chartex" xmlns:cx7="http://schemas.microsoft.com/office/drawing/2016/5/13/chartex" xmlns:cx8="http://schemas.microsoft.com/office/drawing/2016/5/14/chartex" xmlns:mc="http://schemas.openxmlformats.org/markup-compatibility/2006" xmlns:aink="http://schemas.microsoft.com/office/drawing/2016/ink" xmlns:am3d="http://schemas.microsoft.com/office/drawing/2017/model3d" xmlns:o="urn:schemas-microsoft-com:office:office" xmlns:oel="http://schemas.microsoft.com/office/2019/extlst" xmlns:r="http://schemas.openxmlformats.org/officeDocument/2006/relationships" xmlns:m="http://schemas.openxmlformats.org/officeDocument/2006/math" xmlns:v="urn:schemas-microsoft-com:vml" xmlns:wp14="http://schemas.microsoft.com/office/word/2010/wordprocessingDrawing" xmlns:wp="http://schemas.openxmlformats.org/drawingml/2006/wordprocessingDrawing" xmlns:w10="urn:schemas-microsoft-com:office:word" xmlns:w="http://schemas.openxmlformats.org/wordprocessingml/2006/main" xmlns:w14="http://schemas.microsoft.com/office/word/2010/wordml" xmlns:w15="http://schemas.microsoft.com/office/word/2012/wordml" xmlns:w16cex="http://schemas.microsoft.com/office/word/2018/wordml/cex" xmlns:w16cid="http://schemas.microsoft.com/office/word/2016/wordml/cid" xmlns:w16="http://schemas.microsoft.com/office/word/2018/wordml" xmlns:w16du="http://schemas.microsoft.com/office/word/2023/wordml/word16du" xmlns:w16sdtdh="http://schemas.microsoft.com/office/word/2020/wordml/sdtdatahash" xmlns:w16sdtfl="http://schemas.microsoft.com/office/word/2024/wordml/sdtformatlock" xmlns:w16se="http://schemas.microsoft.com/office/word/2015/wordml/symex" xmlns:wpg="http://schemas.microsoft.com/office/word/2010/wordprocessingGroup" xmlns:wpi="http://schemas.microsoft.com/office/word/2010/wordprocessingInk" xmlns:wne="http://schemas.microsoft.com/office/word/2006/wordml" xmlns:wps="http://schemas.microsoft.com/office/word/2010/wordprocessingShape" mc:Ignorable="w14 w15 w16se w16cid w16 w16cex w16sdtdh w16sdtfl w16du wp14">
   <w:p>
     <w:pPr>
       <w:pStyle w:val="Header"/>
@@ -950,7 +954,7 @@
 </file>
 
 <file path=word/header3.xml><?xml version="1.0" encoding="utf-8"?>
-<w:hdr xmlns:wpc="http://schemas.microsoft.com/office/word/2010/wordprocessingCanvas" xmlns:cx="http://schemas.microsoft.com/office/drawing/2014/chartex" xmlns:cx1="http://schemas.microsoft.com/office/drawing/2015/9/8/chartex" xmlns:cx2="http://schemas.microsoft.com/office/drawing/2015/10/21/chartex" xmlns:cx3="http://schemas.microsoft.com/office/drawing/2016/5/9/chartex" xmlns:cx4="http://schemas.microsoft.com/office/drawing/2016/5/10/chartex" xmlns:cx5="http://schemas.microsoft.com/office/drawing/2016/5/11/chartex" xmlns:cx6="http://schemas.microsoft.com/office/drawing/2016/5/12/chartex" xmlns:cx7="http://schemas.microsoft.com/office/drawing/2016/5/13/chartex" xmlns:cx8="http://schemas.microsoft.com/office/drawing/2016/5/14/chartex" xmlns:mc="http://schemas.openxmlformats.org/markup-compatibility/2006" xmlns:aink="http://schemas.microsoft.com/office/drawing/2016/ink" xmlns:am3d="http://schemas.microsoft.com/office/drawing/2017/model3d" xmlns:o="urn:schemas-microsoft-com:office:office" xmlns:oel="http://schemas.microsoft.com/office/2019/extlst" xmlns:r="http://schemas.openxmlformats.org/officeDocument/2006/relationships" xmlns:m="http://schemas.openxmlformats.org/officeDocument/2006/math" xmlns:v="urn:schemas-microsoft-com:vml" xmlns:wp14="http://schemas.microsoft.com/office/word/2010/wordprocessingDrawing" xmlns:wp="http://schemas.openxmlformats.org/drawingml/2006/wordprocessingDrawing" xmlns:w10="urn:schemas-microsoft-com:office:word" xmlns:w="http://schemas.openxmlformats.org/wordprocessingml/2006/main" xmlns:w14="http://schemas.microsoft.com/office/word/2010/wordml" xmlns:w15="http://schemas.microsoft.com/office/word/2012/wordml" xmlns:w16cex="http://schemas.microsoft.com/office/word/2018/wordml/cex" xmlns:w16cid="http://schemas.microsoft.com/office/word/2016/wordml/cid" xmlns:w16="http://schemas.microsoft.com/office/word/2018/wordml" xmlns:w16sdtdh="http://schemas.microsoft.com/office/word/2020/wordml/sdtdatahash" xmlns:w16se="http://schemas.microsoft.com/office/word/2015/wordml/symex" xmlns:wpg="http://schemas.microsoft.com/office/word/2010/wordprocessingGroup" xmlns:wpi="http://schemas.microsoft.com/office/word/2010/wordprocessingInk" xmlns:wne="http://schemas.microsoft.com/office/word/2006/wordml" xmlns:wps="http://schemas.microsoft.com/office/word/2010/wordprocessingShape" mc:Ignorable="w14 w15 w16se w16cid w16 w16cex w16sdtdh wp14">
+<w:hdr xmlns:wpc="http://schemas.microsoft.com/office/word/2010/wordprocessingCanvas" xmlns:cx="http://schemas.microsoft.com/office/drawing/2014/chartex" xmlns:cx1="http://schemas.microsoft.com/office/drawing/2015/9/8/chartex" xmlns:cx2="http://schemas.microsoft.com/office/drawing/2015/10/21/chartex" xmlns:cx3="http://schemas.microsoft.com/office/drawing/2016/5/9/chartex" xmlns:cx4="http://schemas.microsoft.com/office/drawing/2016/5/10/chartex" xmlns:cx5="http://schemas.microsoft.com/office/drawing/2016/5/11/chartex" xmlns:cx6="http://schemas.microsoft.com/office/drawing/2016/5/12/chartex" xmlns:cx7="http://schemas.microsoft.com/office/drawing/2016/5/13/chartex" xmlns:cx8="http://schemas.microsoft.com/office/drawing/2016/5/14/chartex" xmlns:mc="http://schemas.openxmlformats.org/markup-compatibility/2006" xmlns:aink="http://schemas.microsoft.com/office/drawing/2016/ink" xmlns:am3d="http://schemas.microsoft.com/office/drawing/2017/model3d" xmlns:o="urn:schemas-microsoft-com:office:office" xmlns:oel="http://schemas.microsoft.com/office/2019/extlst" xmlns:r="http://schemas.openxmlformats.org/officeDocument/2006/relationships" xmlns:m="http://schemas.openxmlformats.org/officeDocument/2006/math" xmlns:v="urn:schemas-microsoft-com:vml" xmlns:wp14="http://schemas.microsoft.com/office/word/2010/wordprocessingDrawing" xmlns:wp="http://schemas.openxmlformats.org/drawingml/2006/wordprocessingDrawing" xmlns:w10="urn:schemas-microsoft-com:office:word" xmlns:w="http://schemas.openxmlformats.org/wordprocessingml/2006/main" xmlns:w14="http://schemas.microsoft.com/office/word/2010/wordml" xmlns:w15="http://schemas.microsoft.com/office/word/2012/wordml" xmlns:w16cex="http://schemas.microsoft.com/office/word/2018/wordml/cex" xmlns:w16cid="http://schemas.microsoft.com/office/word/2016/wordml/cid" xmlns:w16="http://schemas.microsoft.com/office/word/2018/wordml" xmlns:w16du="http://schemas.microsoft.com/office/word/2023/wordml/word16du" xmlns:w16sdtdh="http://schemas.microsoft.com/office/word/2020/wordml/sdtdatahash" xmlns:w16sdtfl="http://schemas.microsoft.com/office/word/2024/wordml/sdtformatlock" xmlns:w16se="http://schemas.microsoft.com/office/word/2015/wordml/symex" xmlns:wpg="http://schemas.microsoft.com/office/word/2010/wordprocessingGroup" xmlns:wpi="http://schemas.microsoft.com/office/word/2010/wordprocessingInk" xmlns:wne="http://schemas.microsoft.com/office/word/2006/wordml" xmlns:wps="http://schemas.microsoft.com/office/word/2010/wordprocessingShape" mc:Ignorable="w14 w15 w16se w16cid w16 w16cex w16sdtdh w16sdtfl w16du wp14">
   <w:p>
     <w:pPr>
       <w:pStyle w:val="Header"/>
@@ -959,7 +963,7 @@
     <w:r>
       <w:tab/>
       <w:tab/>
-      <w:t>2026-06-17</w:t>
+      <w:t>2026-06-18</w:t>
       <w:br/>
       <w:br/>
     </w:r>
@@ -976,7 +980,7 @@
 </file>
 
 <file path=word/numbering.xml><?xml version="1.0" encoding="utf-8"?>
-<w:numbering xmlns:wpc="http://schemas.microsoft.com/office/word/2010/wordprocessingCanvas" xmlns:cx="http://schemas.microsoft.com/office/drawing/2014/chartex" xmlns:cx1="http://schemas.microsoft.com/office/drawing/2015/9/8/chartex" xmlns:cx2="http://schemas.microsoft.com/office/drawing/2015/10/21/chartex" xmlns:cx3="http://schemas.microsoft.com/office/drawing/2016/5/9/chartex" xmlns:cx4="http://schemas.microsoft.com/office/drawing/2016/5/10/chartex" xmlns:cx5="http://schemas.microsoft.com/office/drawing/2016/5/11/chartex" xmlns:cx6="http://schemas.microsoft.com/office/drawing/2016/5/12/chartex" xmlns:cx7="http://schemas.microsoft.com/office/drawing/2016/5/13/chartex" xmlns:cx8="http://schemas.microsoft.com/office/drawing/2016/5/14/chartex" xmlns:mc="http://schemas.openxmlformats.org/markup-compatibility/2006" xmlns:aink="http://schemas.microsoft.com/office/drawing/2016/ink" xmlns:am3d="http://schemas.microsoft.com/office/drawing/2017/model3d" xmlns:o="urn:schemas-microsoft-com:office:office" xmlns:oel="http://schemas.microsoft.com/office/2019/extlst" xmlns:r="http://schemas.openxmlformats.org/officeDocument/2006/relationships" xmlns:m="http://schemas.openxmlformats.org/officeDocument/2006/math" xmlns:v="urn:schemas-microsoft-com:vml" xmlns:wp14="http://schemas.microsoft.com/office/word/2010/wordprocessingDrawing" xmlns:wp="http://schemas.openxmlformats.org/drawingml/2006/wordprocessingDrawing" xmlns:w10="urn:schemas-microsoft-com:office:word" xmlns:w="http://schemas.openxmlformats.org/wordprocessingml/2006/main" xmlns:w14="http://schemas.microsoft.com/office/word/2010/wordml" xmlns:w15="http://schemas.microsoft.com/office/word/2012/wordml" xmlns:w16cex="http://schemas.microsoft.com/office/word/2018/wordml/cex" xmlns:w16cid="http://schemas.microsoft.com/office/word/2016/wordml/cid" xmlns:w16="http://schemas.microsoft.com/office/word/2018/wordml" xmlns:w16sdtdh="http://schemas.microsoft.com/office/word/2020/wordml/sdtdatahash" xmlns:w16se="http://schemas.microsoft.com/office/word/2015/wordml/symex" xmlns:wpg="http://schemas.microsoft.com/office/word/2010/wordprocessingGroup" xmlns:wpi="http://schemas.microsoft.com/office/word/2010/wordprocessingInk" xmlns:wne="http://schemas.microsoft.com/office/word/2006/wordml" xmlns:wps="http://schemas.microsoft.com/office/word/2010/wordprocessingShape" mc:Ignorable="w14 w15 w16se w16cid w16 w16cex w16sdtdh wp14">
+<w:numbering xmlns:wpc="http://schemas.microsoft.com/office/word/2010/wordprocessingCanvas" xmlns:cx="http://schemas.microsoft.com/office/drawing/2014/chartex" xmlns:cx1="http://schemas.microsoft.com/office/drawing/2015/9/8/chartex" xmlns:cx2="http://schemas.microsoft.com/office/drawing/2015/10/21/chartex" xmlns:cx3="http://schemas.microsoft.com/office/drawing/2016/5/9/chartex" xmlns:cx4="http://schemas.microsoft.com/office/drawing/2016/5/10/chartex" xmlns:cx5="http://schemas.microsoft.com/office/drawing/2016/5/11/chartex" xmlns:cx6="http://schemas.microsoft.com/office/drawing/2016/5/12/chartex" xmlns:cx7="http://schemas.microsoft.com/office/drawing/2016/5/13/chartex" xmlns:cx8="http://schemas.microsoft.com/office/drawing/2016/5/14/chartex" xmlns:mc="http://schemas.openxmlformats.org/markup-compatibility/2006" xmlns:aink="http://schemas.microsoft.com/office/drawing/2016/ink" xmlns:am3d="http://schemas.microsoft.com/office/drawing/2017/model3d" xmlns:o="urn:schemas-microsoft-com:office:office" xmlns:oel="http://schemas.microsoft.com/office/2019/extlst" xmlns:r="http://schemas.openxmlformats.org/officeDocument/2006/relationships" xmlns:m="http://schemas.openxmlformats.org/officeDocument/2006/math" xmlns:v="urn:schemas-microsoft-com:vml" xmlns:wp14="http://schemas.microsoft.com/office/word/2010/wordprocessingDrawing" xmlns:wp="http://schemas.openxmlformats.org/drawingml/2006/wordprocessingDrawing" xmlns:w10="urn:schemas-microsoft-com:office:word" xmlns:w="http://schemas.openxmlformats.org/wordprocessingml/2006/main" xmlns:w14="http://schemas.microsoft.com/office/word/2010/wordml" xmlns:w15="http://schemas.microsoft.com/office/word/2012/wordml" xmlns:w16cex="http://schemas.microsoft.com/office/word/2018/wordml/cex" xmlns:w16cid="http://schemas.microsoft.com/office/word/2016/wordml/cid" xmlns:w16="http://schemas.microsoft.com/office/word/2018/wordml" xmlns:w16du="http://schemas.microsoft.com/office/word/2023/wordml/word16du" xmlns:w16sdtdh="http://schemas.microsoft.com/office/word/2020/wordml/sdtdatahash" xmlns:w16sdtfl="http://schemas.microsoft.com/office/word/2024/wordml/sdtformatlock" xmlns:w16se="http://schemas.microsoft.com/office/word/2015/wordml/symex" xmlns:wpg="http://schemas.microsoft.com/office/word/2010/wordprocessingGroup" xmlns:wpi="http://schemas.microsoft.com/office/word/2010/wordprocessingInk" xmlns:wne="http://schemas.microsoft.com/office/word/2006/wordml" xmlns:wps="http://schemas.microsoft.com/office/word/2010/wordprocessingShape" mc:Ignorable="w14 w15 w16se w16cid w16 w16cex w16sdtdh w16sdtfl w16du wp14">
   <w:abstractNum w:abstractNumId="0" w15:restartNumberingAfterBreak="0">
     <w:nsid w:val="FFFFFF7C"/>
     <w:multiLevelType w:val="singleLevel"/>
@@ -1179,7 +1183,7 @@
 </file>
 
 <file path=word/styles.xml><?xml version="1.0" encoding="utf-8"?>
-<w:styles xmlns:mc="http://schemas.openxmlformats.org/markup-compatibility/2006" xmlns:r="http://schemas.openxmlformats.org/officeDocument/2006/relationships" xmlns:w="http://schemas.openxmlformats.org/wordprocessingml/2006/main" xmlns:w14="http://schemas.microsoft.com/office/word/2010/wordml" xmlns:w15="http://schemas.microsoft.com/office/word/2012/wordml" xmlns:w16cex="http://schemas.microsoft.com/office/word/2018/wordml/cex" xmlns:w16cid="http://schemas.microsoft.com/office/word/2016/wordml/cid" xmlns:w16="http://schemas.microsoft.com/office/word/2018/wordml" xmlns:w16sdtdh="http://schemas.microsoft.com/office/word/2020/wordml/sdtdatahash" xmlns:w16se="http://schemas.microsoft.com/office/word/2015/wordml/symex" mc:Ignorable="w14 w15 w16se w16cid w16 w16cex w16sdtdh">
+<w:styles xmlns:mc="http://schemas.openxmlformats.org/markup-compatibility/2006" xmlns:r="http://schemas.openxmlformats.org/officeDocument/2006/relationships" xmlns:w="http://schemas.openxmlformats.org/wordprocessingml/2006/main" xmlns:w14="http://schemas.microsoft.com/office/word/2010/wordml" xmlns:w15="http://schemas.microsoft.com/office/word/2012/wordml" xmlns:w16cex="http://schemas.microsoft.com/office/word/2018/wordml/cex" xmlns:w16cid="http://schemas.microsoft.com/office/word/2016/wordml/cid" xmlns:w16="http://schemas.microsoft.com/office/word/2018/wordml" xmlns:w16du="http://schemas.microsoft.com/office/word/2023/wordml/word16du" xmlns:w16sdtdh="http://schemas.microsoft.com/office/word/2020/wordml/sdtdatahash" xmlns:w16sdtfl="http://schemas.microsoft.com/office/word/2024/wordml/sdtformatlock" xmlns:w16se="http://schemas.microsoft.com/office/word/2015/wordml/symex" mc:Ignorable="w14 w15 w16se w16cid w16 w16cex w16sdtdh w16sdtfl w16du">
   <w:docDefaults>
     <w:rPrDefault>
       <w:rPr>
@@ -1937,7 +1941,7 @@
     <w:link w:val="TitleChar"/>
     <w:uiPriority w:val="10"/>
     <w:qFormat/>
-    <w:rsid w:val="007106C8"/>
+    <w:rsid w:val="00E854FA"/>
     <w:pPr>
       <w:spacing w:after="300" w:line="240" w:lineRule="auto"/>
       <w:contextualSpacing/>
@@ -1947,7 +1951,7 @@
       <w:rFonts w:eastAsiaTheme="majorEastAsia" w:cstheme="majorBidi"/>
       <w:spacing w:val="5"/>
       <w:kern w:val="28"/>
-      <w:sz w:val="52"/>
+      <w:sz w:val="40"/>
       <w:szCs w:val="52"/>
       <w:lang w:val="sv-SE" w:eastAsia="en-US" w:bidi="ar-SA"/>
     </w:rPr>
@@ -1957,12 +1961,12 @@
     <w:basedOn w:val="DefaultParagraphFont"/>
     <w:link w:val="Title"/>
     <w:uiPriority w:val="10"/>
-    <w:rsid w:val="007106C8"/>
+    <w:rsid w:val="00E854FA"/>
     <w:rPr>
       <w:rFonts w:ascii="Times New Roman" w:eastAsiaTheme="majorEastAsia" w:hAnsi="Times New Roman" w:cstheme="majorBidi"/>
       <w:spacing w:val="5"/>
       <w:kern w:val="28"/>
-      <w:sz w:val="52"/>
+      <w:sz w:val="40"/>
       <w:szCs w:val="52"/>
       <w:lang w:val="sv-SE" w:eastAsia="en-US" w:bidi="ar-SA"/>
     </w:rPr>

--- a/klagomål/A 19167-2026 FSC-klagomål.docx
+++ b/klagomål/A 19167-2026 FSC-klagomål.docx
@@ -963,7 +963,7 @@
     <w:r>
       <w:tab/>
       <w:tab/>
-      <w:t>2026-06-18</w:t>
+      <w:t>2026-06-19</w:t>
       <w:br/>
       <w:br/>
     </w:r>

--- a/klagomål/A 19167-2026 FSC-klagomål.docx
+++ b/klagomål/A 19167-2026 FSC-klagomål.docx
@@ -963,7 +963,7 @@
     <w:r>
       <w:tab/>
       <w:tab/>
-      <w:t>2026-06-19</w:t>
+      <w:t>2026-06-20</w:t>
       <w:br/>
       <w:br/>
     </w:r>

--- a/klagomål/A 19167-2026 FSC-klagomål.docx
+++ b/klagomål/A 19167-2026 FSC-klagomål.docx
@@ -168,38 +168,7 @@
     </w:p>
     <w:p>
       <w:r>
-        <w:t>Detta dokument behandlar höga naturvärden i avverkningsanmälan A 19167-2026 i Strömsunds kommun som inkom 2026-04-20 och omfattar 52,9 ha.</w:t>
-      </w:r>
-    </w:p>
-    <w:p>
-      <w:r>
-        <w:t>Nedan presenteras fynd av naturvårdsarter som gjorts i det avverkningsanmälda området, samt relevanta utdrag ur standarderna för FSC, Chain of Custody, Controlled Wood och PEFC.</w:t>
-      </w:r>
-    </w:p>
-    <w:p>
-      <w:r>
-        <w:t>Vi förväntar oss att ni återkommer med ett skriftligt svar på vårt klagomål och även beskriver vilka korrigerande åtgärder ni satt in för att rätta till identifierade brister i er efterlevnad av den svenska FSC standarden.</w:t>
-      </w:r>
-    </w:p>
-    <w:p>
-      <w:pPr>
-        <w:pStyle w:val="Heading1"/>
-      </w:pPr>
-      <w:r>
-        <w:t>Naturvårdsarter</w:t>
-      </w:r>
-    </w:p>
-    <w:p>
-      <w:r>
-        <w:t>I avverkningsanmälan har följande 10 naturvårdsarter hittats: gränsticka (VU, T), ostticka (VU, T), doftskinn (NT, T), harticka (NT, T), rosenticka (NT, T), stjärntagging (NT, T), ullticka (NT, T), violmussling (NT, T), blodticka (S, T) och vedticka (S, T). Av dessa är 8 rödlistade. För rödlistade arter har rödlistekategorin angivits inom parentes. Arter som är signalarter enligt Skogsstyrelsen har markerats med (S). Typiska arter inom Natura 2000 som är kopplade till skogsekosystem har markerats med (T).</w:t>
-      </w:r>
-    </w:p>
-    <w:p>
-      <w:r>
-        <w:t>De påträffade naturvårdsarterna är ett tydligt kvitto på att det rör sig om en skog med höga naturvärden.</w:t>
-      </w:r>
-      <w:r>
-        <w:t xml:space="preserve"> I Figur 1 visas fyndplatser för naturvårdsarter i området, som finns registrerade på Artportalen.</w:t>
+        <w:t>Detta klagomål behandlar höga naturvärden i avverkningsanmälan A 19167-2026 i Strömsunds kommun som inkom 2026-04-20 och omfattar 52,9 ha.</w:t>
       </w:r>
     </w:p>
     <w:p>
@@ -247,7 +216,303 @@
         <w:spacing w:after="240"/>
       </w:pPr>
       <w:r>
-        <w:t>Figur 1. Fyndplatser för naturvårdsarter i avverkningsanmälan (röd linje). Markörer utan svart kant är placerade på fyndplatsen. Markörer med svart kant är placerade vid sidan av fyndplatsen och har ett svart streck som visar fyndplatsens exakta position. Kartans mittpunktskoordinat är N 7174675, E 510798 i SWEREF 99 TM.</w:t>
+        <w:t>Figur 1. Fyndplatser för naturvårdsarter i avverkningsanmälan. Markörer utan svart kant är placerade på fyndplatsen. Markörer med svart kant är placerade vid sidan av fyndplatsen har ett svart streck som visar fyndplatsens exakta position. Kartans mittpunktskoordinat är N 7174675, E 510798 i SWEREF 99 TM.</w:t>
+      </w:r>
+    </w:p>
+    <w:p>
+      <w:r>
+        <w:t>I avverkningsanmälan finns fynd av 10 naturvårdsarter, varav 8 är rödlistade, 10 är typiska (T) och 2 är signalarter (S): gränsticka (VU, T), ostticka (VU, T), doftskinn (NT, T), harticka (NT, T), rosenticka (NT, T), stjärntagging (NT, T), ullticka (NT, T), violmussling (NT, T), blodticka (S, T) och vedticka (S, T). Se Figur 1.</w:t>
+      </w:r>
+    </w:p>
+    <w:p>
+      <w:r>
+        <w:t>Nedan presenteras relevanta utdrag ur standarderna för FSC, Chain of Custody, Controlled Wood och PEFC.</w:t>
+      </w:r>
+    </w:p>
+    <w:p>
+      <w:r>
+        <w:t>Vi förväntar oss att ni återkommer med ett skriftligt svar på vårt klagomål och även beskriver vilka korrigerande åtgärder ni satt in för att rätta till identifierade brister i er efterlevnad av den svenska FSC standarden.</w:t>
+      </w:r>
+    </w:p>
+    <w:p>
+      <w:pPr>
+        <w:pStyle w:val="Heading1"/>
+      </w:pPr>
+      <w:r>
+        <w:t>Naturvårdsarter och fridlysta arter</w:t>
+      </w:r>
+    </w:p>
+    <w:p>
+      <w:r>
+        <w:t>Nedan följer beskrivningar av de naturvårdsarter och fridlysta arter som har sina livsmiljöer och växtplatser i den avverkningsanmälda skogen. De påträffade naturvårdsarterna är ett tydligt kvitto på att det rör sig om en skog med höga naturvärden.</w:t>
+      </w:r>
+    </w:p>
+    <w:p>
+      <w:r>
+        <w:rPr>
+          <w:b/>
+        </w:rPr>
+        <w:t>Gränsticka (VU)</w:t>
+      </w:r>
+      <w:r>
+        <w:t xml:space="preserve"> är en mycket bra signalart inom hela sitt utbredningsområde. Den är huvudsakligen knuten till restbestånd av barrnaturskog och förekommer med ett tydligt optimum i orörda eller måttligt påverkade gamla granskogar där det föreligger långvarig kontinuitet av grov död ved. Den totala populationen bedöms ha minskat och fortsätter att minska i takt med att grankontinuitetsskogar (äldre tidigare icke kalavverkade skogar) minskar i areal. Minskningstakten överstiger gränsvärdet för sårbar (VU). Lokaler som hyser arten bör undantas från skogsbruk, speciellt i mellersta och södra Sverige. Gränsticka är typisk art för </w:t>
+      </w:r>
+      <w:r>
+        <w:rPr>
+          <w:i/>
+        </w:rPr>
+        <w:t>9010 Taiga</w:t>
+      </w:r>
+      <w:r>
+        <w:t xml:space="preserve"> (SLU Artdatabanken, 2026; Nitare &amp; Skogsstyrelsen, 2019).</w:t>
+      </w:r>
+    </w:p>
+    <w:p>
+      <w:r>
+        <w:rPr>
+          <w:b/>
+        </w:rPr>
+        <w:t xml:space="preserve">Ostticka (VU) </w:t>
+      </w:r>
+      <w:r>
+        <w:t xml:space="preserve">växer huvudsakligen på grova granlågor i urskogsartad barrskog. Växtplatserna ligger vanligtvis i brandrefugiala områden med relativt hög luftfuktighet där skogen under lång tid haft en intern beståndsdynamik med successivt avdöende träd. Alla skogsskötselåtgärder på eller i omedelbar närhet av lokalerna inverkar negativt på artens fortlevnad. Ostticka är typisk art för </w:t>
+      </w:r>
+      <w:r>
+        <w:rPr>
+          <w:i/>
+        </w:rPr>
+        <w:t xml:space="preserve">9010 Taiga </w:t>
+      </w:r>
+      <w:r>
+        <w:t xml:space="preserve">och </w:t>
+      </w:r>
+      <w:r>
+        <w:rPr>
+          <w:i/>
+        </w:rPr>
+        <w:t>9030 Landhöjningsskog</w:t>
+      </w:r>
+      <w:r>
+        <w:t xml:space="preserve"> (SLU Artdatabanken, 2024; Nitare &amp; Skogsstyrelsen, 2019).</w:t>
+      </w:r>
+    </w:p>
+    <w:p>
+      <w:r>
+        <w:rPr>
+          <w:b/>
+        </w:rPr>
+        <w:t>Doftskinn (NT)</w:t>
+      </w:r>
+      <w:r>
+        <w:t xml:space="preserve">, rödlistad som nära hotad, är en mycket bra signalart för boreal granskog och indikerar ett gran-skogsekosystem med lång kontinuitet av grova lågor. Arten är placerad i toppen av Skogsstyrelsens värdepyramid för bedömning av skog med höga naturvärden och har klassats som en “urskogsindikator”, då den förekommer med ett tydligt optimum i helt eller nästan helt orörda skogar. Doftskinn är typisk art för </w:t>
+      </w:r>
+      <w:r>
+        <w:rPr>
+          <w:i/>
+        </w:rPr>
+        <w:t xml:space="preserve">9010 Taiga </w:t>
+      </w:r>
+      <w:r>
+        <w:t>(SLU Artdatabanken, 2025; Nitare &amp; Skogsstyrelsen, 2019).</w:t>
+      </w:r>
+    </w:p>
+    <w:p>
+      <w:r>
+        <w:rPr>
+          <w:b/>
+        </w:rPr>
+        <w:t>Harticka (NT)</w:t>
+      </w:r>
+      <w:r>
+        <w:t xml:space="preserve"> är normalt en mycket bra signalart för granskogar med höga naturvärden. Även när svampen påträffas i mer påverkade skogar är det nästan alltid fråga om skogsmiljöer i sena successionsstadier med höga naturvärden. Skogsskötselåtgärder på eller i omedelbar närhet av växtplatserna kan innebära ett hot mot arten. Harticka är typisk art för </w:t>
+      </w:r>
+      <w:r>
+        <w:rPr>
+          <w:i/>
+        </w:rPr>
+        <w:t xml:space="preserve">9010 Taiga, 9050 Näringsrik granskog </w:t>
+      </w:r>
+      <w:r>
+        <w:t xml:space="preserve">och </w:t>
+      </w:r>
+      <w:r>
+        <w:rPr>
+          <w:i/>
+        </w:rPr>
+        <w:t>9030 Landhöjningsskog</w:t>
+      </w:r>
+      <w:r>
+        <w:t xml:space="preserve"> (SLU Artdatabanken, 2024; Nitare &amp; Skogsstyrelsen, 2019).</w:t>
+      </w:r>
+    </w:p>
+    <w:p>
+      <w:r>
+        <w:rPr>
+          <w:b/>
+        </w:rPr>
+        <w:t>Rosenticka (NT)</w:t>
+      </w:r>
+      <w:r>
+        <w:t xml:space="preserve">, rödlistad som nära hotad, ingår i en karaktäristisk association av vedsvampar som växer på gamla, grova granlågor i urskogsartade barrskogar. Den är placerad i toppen av Skogsstyrelsens värdepyramid för bedömning av skog med höga naturvärden och indikerar ett granskogsekosystem med långvarig kontinuitet av grova lågor. Artens beroende av grova granlågor innebär att alla skogsskötselåtgärder på eller i omedelbar närhet av lokalerna utgör ett hot på lång sikt. Det är angeläget att populationerna inte ytterligare glesas ut och ett tillräckligt antal områden där arten nu finns måste sparas för framtiden. Rosenticka är typisk art för </w:t>
+      </w:r>
+      <w:r>
+        <w:rPr>
+          <w:i/>
+        </w:rPr>
+        <w:t xml:space="preserve">9010 Taiga </w:t>
+      </w:r>
+      <w:r>
+        <w:t xml:space="preserve">och </w:t>
+      </w:r>
+      <w:r>
+        <w:rPr>
+          <w:i/>
+        </w:rPr>
+        <w:t>9050 Näringsrik granskog</w:t>
+      </w:r>
+      <w:r>
+        <w:t xml:space="preserve"> (Nitare &amp; Skogsstyrelsen, 2019; SLU Artdatabanken, 2024).</w:t>
+      </w:r>
+    </w:p>
+    <w:p>
+      <w:r>
+        <w:rPr>
+          <w:b/>
+        </w:rPr>
+        <w:t>Stjärntagging (NT)</w:t>
+      </w:r>
+      <w:r>
+        <w:t xml:space="preserve"> signalerar inom hela sitt utbredningsområde höga naturvärden. Svampen är uttorkningskänslig och beroende av ett oförändrat fuktigt mikroklimat. Den är även beroende av en ständig tillgång på död ved i olika nedbrytningsstadier, dock ej nödvändigtvis grova träd. Tidigare påverkan på miljön måste dock ha varit så skonsam att det naturliga skogsekosystemet till stora delar har bevarats. Minskningstakten för den svenska populationen bedöms vara nära gränsvärdet för Sårbar (VU). Stjärntagging är typisk art för </w:t>
+      </w:r>
+      <w:r>
+        <w:rPr>
+          <w:i/>
+        </w:rPr>
+        <w:t xml:space="preserve">9010 Taiga, 9050 Näringsrik granskog </w:t>
+      </w:r>
+      <w:r>
+        <w:t xml:space="preserve">och </w:t>
+      </w:r>
+      <w:r>
+        <w:rPr>
+          <w:i/>
+        </w:rPr>
+        <w:t>9030 Landhöjningsskog</w:t>
+      </w:r>
+      <w:r>
+        <w:t xml:space="preserve"> (SLU Artdatabanken, 2024; Nitare &amp; Skogsstyrelsen, 2019).</w:t>
+      </w:r>
+    </w:p>
+    <w:p>
+      <w:r>
+        <w:rPr>
+          <w:b/>
+        </w:rPr>
+        <w:t>Ullticka (NT)</w:t>
+      </w:r>
+      <w:r>
+        <w:t xml:space="preserve"> är knuten till restbestånd av barrnaturskog och förekommer med ett tydligt optimum i orörda eller måttligt påverkade gamla granskogar där det föreligger viss kontinuitet av grov död ved. Ullticka är en bra signalart inom hela sitt utbredningsområde och i södra Sverige är den sällsynt och en god signalart för skyddsvärda granskogsmiljöer. Den hotas av avverkning och fragmentering av naturskog och äldre granskog med lång trädkontinuitet. På ullticka kan ibland ulltickeporing (VU) påträffas - det är en sällsynt ticka som nyligen delats upp i de tre olika arterna ulltickeporing </w:t>
+      </w:r>
+      <w:r>
+        <w:rPr>
+          <w:i/>
+        </w:rPr>
+        <w:t xml:space="preserve">Skeletocutis brevispora </w:t>
+      </w:r>
+      <w:r>
+        <w:t>(VU)</w:t>
+      </w:r>
+      <w:r>
+        <w:rPr>
+          <w:i/>
+        </w:rPr>
+        <w:t>, Skeletocutis delicata</w:t>
+      </w:r>
+      <w:r>
+        <w:t xml:space="preserve"> (VU)</w:t>
+      </w:r>
+      <w:r>
+        <w:rPr>
+          <w:i/>
+        </w:rPr>
+        <w:t xml:space="preserve"> och Skeletocutis exilis</w:t>
+      </w:r>
+      <w:r>
+        <w:t xml:space="preserve"> (NT). Ullticka är typisk art för </w:t>
+      </w:r>
+      <w:r>
+        <w:rPr>
+          <w:i/>
+        </w:rPr>
+        <w:t xml:space="preserve">9010 Taiga, 9050 Näringsrik granskog </w:t>
+      </w:r>
+      <w:r>
+        <w:t xml:space="preserve">och </w:t>
+      </w:r>
+      <w:r>
+        <w:rPr>
+          <w:i/>
+        </w:rPr>
+        <w:t>9030 Landhöjningsskog</w:t>
+      </w:r>
+      <w:r>
+        <w:t xml:space="preserve"> (SLU Artdatabanken, 2026; Nitare &amp; Skogsstyrelsen, 2019; Miettinen &amp; Niemelä, 2018).</w:t>
+      </w:r>
+    </w:p>
+    <w:p>
+      <w:r>
+        <w:rPr>
+          <w:b/>
+        </w:rPr>
+        <w:t>Violmussling (NT)</w:t>
+      </w:r>
+      <w:r>
+        <w:t xml:space="preserve"> växer på döda, oftast omkullfallna stammar av gran eller tall. De flesta fynden har gjorts i gammal, orörd skog och arten är en mycket god indikator på förekomst av lång skoglig kontinuitet. Platser som hyser stora bestånd av violmussling bör i första hand skyddas och undantas från skogsbruk. Flera sällsynta och mycket sällsynta tickor och skalbaggar är mer eller mindre starkt associerade med violtickor </w:t>
+      </w:r>
+      <w:r>
+        <w:rPr>
+          <w:i/>
+        </w:rPr>
+        <w:t>Trichaptum spp.</w:t>
+      </w:r>
+      <w:r>
+        <w:t xml:space="preserve"> och död ved som först rötats av någon </w:t>
+      </w:r>
+      <w:r>
+        <w:rPr>
+          <w:i/>
+        </w:rPr>
+        <w:t>Trichaptum-art</w:t>
+      </w:r>
+      <w:r>
+        <w:t>. Bland dessa kan nämnas gul mjukporing (CR), lämmelporing (CR), kilporing (VU), parasitporing (VU), gropig brunbagge (NT), gulbandad brunbagge</w:t>
+      </w:r>
+      <w:r>
+        <w:rPr>
+          <w:i/>
+        </w:rPr>
+        <w:t xml:space="preserve"> </w:t>
+      </w:r>
+      <w:r>
+        <w:t>(NT) och brunkantad brunbagge</w:t>
+      </w:r>
+      <w:r>
+        <w:rPr>
+          <w:i/>
+        </w:rPr>
+        <w:t xml:space="preserve"> </w:t>
+      </w:r>
+      <w:r>
+        <w:t xml:space="preserve">(DD). Violmussling är typisk art för </w:t>
+      </w:r>
+      <w:r>
+        <w:rPr>
+          <w:i/>
+        </w:rPr>
+        <w:t>9010 Taiga</w:t>
+      </w:r>
+      <w:r>
+        <w:t xml:space="preserve"> (SLU Artdatabanken, 2026; Nitare &amp; Skogsstyrelsen, 2019).</w:t>
       </w:r>
     </w:p>
     <w:p>
@@ -275,10 +540,10 @@
         <w:rPr>
           <w:b/>
         </w:rPr>
-        <w:t>Doftskinn (NT)</w:t>
-      </w:r>
-      <w:r>
-        <w:t xml:space="preserve">, rödlistad som nära hotad, är en mycket bra signalart för boreal granskog och indikerar ett gran-skogsekosystem med lång kontinuitet av grova lågor. Arten är placerad i toppen av Skogsstyrelsens värdepyramid för bedömning av skog med höga naturvärden och har klassats som en “urskogsindikator”, då den förekommer med ett tydligt optimum i helt eller nästan helt orörda skogar. Doftskinn är typisk art för </w:t>
+        <w:t xml:space="preserve">Vedticka </w:t>
+      </w:r>
+      <w:r>
+        <w:t xml:space="preserve">är en bra signalart söder om den naturliga norrlandsgränsen. Den är huvudsakligen knuten till äldre barrskogar där det föreligger långvarig kontinuitet av död barrved. Vedticka är typisk art för </w:t>
       </w:r>
       <w:r>
         <w:rPr>
@@ -287,275 +552,7 @@
         <w:t xml:space="preserve">9010 Taiga </w:t>
       </w:r>
       <w:r>
-        <w:t>(SLU Artdatabanken, 2025; Nitare &amp; Skogsstyrelsen, 2019).</w:t>
-      </w:r>
-    </w:p>
-    <w:p>
-      <w:r>
-        <w:rPr>
-          <w:b/>
-        </w:rPr>
-        <w:t>Gränsticka (VU)</w:t>
-      </w:r>
-      <w:r>
-        <w:t xml:space="preserve"> är en mycket bra signalart inom hela sitt utbredningsområde. Den är huvudsakligen knuten till restbestånd av barrnaturskog och förekommer med ett tydligt optimum i orörda eller måttligt påverkade gamla granskogar där det föreligger långvarig kontinuitet av grov död ved. Den totala populationen bedöms ha minskat och fortsätter att minska i takt med att grankontinuitetsskogar (äldre tidigare icke kalavverkade skogar) minskar i areal. Minskningstakten överstiger gränsvärdet för sårbar (VU). Lokaler som hyser arten bör undantas från skogsbruk, speciellt i mellersta och södra Sverige. Gränsticka är typisk art för </w:t>
-      </w:r>
-      <w:r>
-        <w:rPr>
-          <w:i/>
-        </w:rPr>
-        <w:t>9010 Taiga</w:t>
-      </w:r>
-      <w:r>
-        <w:t xml:space="preserve"> (SLU Artdatabanken, 2026; Nitare &amp; Skogsstyrelsen, 2019).</w:t>
-      </w:r>
-    </w:p>
-    <w:p>
-      <w:r>
-        <w:rPr>
-          <w:b/>
-        </w:rPr>
-        <w:t>Harticka (NT)</w:t>
-      </w:r>
-      <w:r>
-        <w:t xml:space="preserve"> är normalt en mycket bra signalart för granskogar med höga naturvärden. Även när svampen påträffas i mer påverkade skogar är det nästan alltid fråga om skogsmiljöer i sena successionsstadier med höga naturvärden. Skogsskötselåtgärder på eller i omedelbar närhet av växtplatserna kan innebära ett hot mot arten. Harticka är typisk art för </w:t>
-      </w:r>
-      <w:r>
-        <w:rPr>
-          <w:i/>
-        </w:rPr>
-        <w:t xml:space="preserve">9010 Taiga, 9050 Näringsrik granskog </w:t>
-      </w:r>
-      <w:r>
-        <w:t xml:space="preserve">och </w:t>
-      </w:r>
-      <w:r>
-        <w:rPr>
-          <w:i/>
-        </w:rPr>
-        <w:t>9030 Landhöjningsskog</w:t>
-      </w:r>
-      <w:r>
-        <w:t xml:space="preserve"> (SLU Artdatabanken, 2024; Nitare &amp; Skogsstyrelsen, 2019).</w:t>
-      </w:r>
-    </w:p>
-    <w:p>
-      <w:r>
-        <w:rPr>
-          <w:b/>
-        </w:rPr>
-        <w:t xml:space="preserve">Ostticka (VU) </w:t>
-      </w:r>
-      <w:r>
-        <w:t xml:space="preserve">växer huvudsakligen på grova granlågor i urskogsartad barrskog. Växtplatserna ligger vanligtvis i brandrefugiala områden med relativt hög luftfuktighet där skogen under lång tid haft en intern beståndsdynamik med successivt avdöende träd. Alla skogsskötselåtgärder på eller i omedelbar närhet av lokalerna inverkar negativt på artens fortlevnad. Ostticka är typisk art för </w:t>
-      </w:r>
-      <w:r>
-        <w:rPr>
-          <w:i/>
-        </w:rPr>
-        <w:t xml:space="preserve">9010 Taiga </w:t>
-      </w:r>
-      <w:r>
-        <w:t xml:space="preserve">och </w:t>
-      </w:r>
-      <w:r>
-        <w:rPr>
-          <w:i/>
-        </w:rPr>
-        <w:t>9030 Landhöjningsskog</w:t>
-      </w:r>
-      <w:r>
-        <w:t xml:space="preserve"> (SLU Artdatabanken, 2024; Nitare &amp; Skogsstyrelsen, 2019).</w:t>
-      </w:r>
-    </w:p>
-    <w:p>
-      <w:r>
-        <w:rPr>
-          <w:b/>
-        </w:rPr>
-        <w:t>Rosenticka (NT)</w:t>
-      </w:r>
-      <w:r>
-        <w:t xml:space="preserve">, rödlistad som nära hotad, ingår i en karaktäristisk association av vedsvampar som växer på gamla, grova granlågor i urskogsartade barrskogar. Den är placerad i toppen av Skogsstyrelsens värdepyramid för bedömning av skog med höga naturvärden och indikerar ett granskogsekosystem med långvarig kontinuitet av grova lågor. Artens beroende av grova granlågor innebär att alla skogsskötselåtgärder på eller i omedelbar närhet av lokalerna utgör ett hot på lång sikt. Det är angeläget att populationerna inte ytterligare glesas ut och ett tillräckligt antal områden där arten nu finns måste sparas för framtiden. Rosenticka är typisk art för </w:t>
-      </w:r>
-      <w:r>
-        <w:rPr>
-          <w:i/>
-        </w:rPr>
-        <w:t xml:space="preserve">9010 Taiga </w:t>
-      </w:r>
-      <w:r>
-        <w:t xml:space="preserve">och </w:t>
-      </w:r>
-      <w:r>
-        <w:rPr>
-          <w:i/>
-        </w:rPr>
-        <w:t>9050 Näringsrik granskog</w:t>
-      </w:r>
-      <w:r>
-        <w:t xml:space="preserve"> (Nitare &amp; Skogsstyrelsen, 2019; SLU Artdatabanken, 2024).</w:t>
-      </w:r>
-    </w:p>
-    <w:p>
-      <w:r>
-        <w:rPr>
-          <w:b/>
-        </w:rPr>
-        <w:t>Stjärntagging (NT)</w:t>
-      </w:r>
-      <w:r>
-        <w:t xml:space="preserve"> signalerar inom hela sitt utbredningsområde höga naturvärden. Svampen är uttorkningskänslig och beroende av ett oförändrat fuktigt mikroklimat. Den är även beroende av en ständig tillgång på död ved i olika nedbrytningsstadier, dock ej nödvändigtvis grova träd. Tidigare påverkan på miljön måste dock ha varit så skonsam att det naturliga skogsekosystemet till stora delar har bevarats. Minskningstakten för den svenska populationen bedöms vara nära gränsvärdet för Sårbar (VU). Stjärntagging är typisk art för </w:t>
-      </w:r>
-      <w:r>
-        <w:rPr>
-          <w:i/>
-        </w:rPr>
-        <w:t xml:space="preserve">9010 Taiga, 9050 Näringsrik granskog </w:t>
-      </w:r>
-      <w:r>
-        <w:t xml:space="preserve">och </w:t>
-      </w:r>
-      <w:r>
-        <w:rPr>
-          <w:i/>
-        </w:rPr>
-        <w:t>9030 Landhöjningsskog</w:t>
-      </w:r>
-      <w:r>
-        <w:t xml:space="preserve"> (SLU Artdatabanken, 2024; Nitare &amp; Skogsstyrelsen, 2019).</w:t>
-      </w:r>
-    </w:p>
-    <w:p>
-      <w:r>
-        <w:rPr>
-          <w:b/>
-        </w:rPr>
-        <w:t>Ullticka (NT)</w:t>
-      </w:r>
-      <w:r>
-        <w:t xml:space="preserve"> är knuten till restbestånd av barrnaturskog och förekommer med ett tydligt optimum i orörda eller måttligt påverkade gamla granskogar där det föreligger viss kontinuitet av grov död ved. Ullticka är en bra signalart inom hela sitt utbredningsområde och i södra Sverige är den sällsynt och en god signalart för skyddsvärda granskogsmiljöer. Den hotas av avverkning och fragmentering av naturskog och äldre granskog med lång trädkontinuitet. På ullticka kan ibland ulltickeporing (VU) påträffas - det är en sällsynt ticka som nyligen delats upp i de tre olika arterna ulltickeporing </w:t>
-      </w:r>
-      <w:r>
-        <w:rPr>
-          <w:i/>
-        </w:rPr>
-        <w:t xml:space="preserve">Skeletocutis brevispora </w:t>
-      </w:r>
-      <w:r>
-        <w:t>(VU)</w:t>
-      </w:r>
-      <w:r>
-        <w:rPr>
-          <w:i/>
-        </w:rPr>
-        <w:t>, Skeletocutis delicata</w:t>
-      </w:r>
-      <w:r>
-        <w:t xml:space="preserve"> (VU)</w:t>
-      </w:r>
-      <w:r>
-        <w:rPr>
-          <w:i/>
-        </w:rPr>
-        <w:t xml:space="preserve"> och Skeletocutis exilis</w:t>
-      </w:r>
-      <w:r>
-        <w:t xml:space="preserve"> (NT). Ullticka är typisk art för </w:t>
-      </w:r>
-      <w:r>
-        <w:rPr>
-          <w:i/>
-        </w:rPr>
-        <w:t xml:space="preserve">9010 Taiga, 9050 Näringsrik granskog </w:t>
-      </w:r>
-      <w:r>
-        <w:t xml:space="preserve">och </w:t>
-      </w:r>
-      <w:r>
-        <w:rPr>
-          <w:i/>
-        </w:rPr>
-        <w:t>9030 Landhöjningsskog</w:t>
-      </w:r>
-      <w:r>
-        <w:t xml:space="preserve"> (SLU Artdatabanken, 2026; Nitare &amp; Skogsstyrelsen, 2019; Miettinen &amp; Niemelä, 2018).</w:t>
-      </w:r>
-    </w:p>
-    <w:p>
-      <w:r>
-        <w:rPr>
-          <w:b/>
-        </w:rPr>
-        <w:t xml:space="preserve">Vedticka </w:t>
-      </w:r>
-      <w:r>
-        <w:t xml:space="preserve">är en bra signalart söder om den naturliga norrlandsgränsen. Den är huvudsakligen knuten till äldre barrskogar där det föreligger långvarig kontinuitet av död barrved. Vedticka är typisk art för </w:t>
-      </w:r>
-      <w:r>
-        <w:rPr>
-          <w:i/>
-        </w:rPr>
-        <w:t xml:space="preserve">9010 Taiga </w:t>
-      </w:r>
-      <w:r>
         <w:t>(Nitare &amp; Skogsstyrelsen, 2019; SLU Artdatabanken, 2025).</w:t>
-      </w:r>
-    </w:p>
-    <w:p>
-      <w:r>
-        <w:rPr>
-          <w:b/>
-        </w:rPr>
-        <w:t>Violmussling (NT)</w:t>
-      </w:r>
-      <w:r>
-        <w:t xml:space="preserve"> växer på döda, oftast omkullfallna stammar av gran eller tall. De flesta fynden har gjorts i gammal, orörd skog och arten är en mycket god indikator på förekomst av lång skoglig kontinuitet. Platser som hyser stora bestånd av violmussling bör i första hand skyddas och undantas från skogsbruk. Flera sällsynta och mycket sällsynta tickor och skalbaggar är mer eller mindre starkt associerade med violtickor </w:t>
-      </w:r>
-      <w:r>
-        <w:rPr>
-          <w:i/>
-        </w:rPr>
-        <w:t>Trichaptum spp.</w:t>
-      </w:r>
-      <w:r>
-        <w:t xml:space="preserve"> och död ved som först rötats av någon </w:t>
-      </w:r>
-      <w:r>
-        <w:rPr>
-          <w:i/>
-        </w:rPr>
-        <w:t>Trichaptum-art</w:t>
-      </w:r>
-      <w:r>
-        <w:t>. Bland dessa kan nämnas gul mjukporing (CR), lämmelporing (CR), kilporing (VU), parasitporing (VU), gropig brunbagge (NT), gulbandad brunbagge</w:t>
-      </w:r>
-      <w:r>
-        <w:rPr>
-          <w:i/>
-        </w:rPr>
-        <w:t xml:space="preserve"> </w:t>
-      </w:r>
-      <w:r>
-        <w:t>(NT) och brunkantad brunbagge</w:t>
-      </w:r>
-      <w:r>
-        <w:rPr>
-          <w:i/>
-        </w:rPr>
-        <w:t xml:space="preserve"> </w:t>
-      </w:r>
-      <w:r>
-        <w:t xml:space="preserve">(DD). Violmussling är typisk art för </w:t>
-      </w:r>
-      <w:r>
-        <w:rPr>
-          <w:i/>
-        </w:rPr>
-        <w:t>9010 Taiga</w:t>
-      </w:r>
-      <w:r>
-        <w:t xml:space="preserve"> (SLU Artdatabanken, 2026; Nitare &amp; Skogsstyrelsen, 2019).</w:t>
       </w:r>
     </w:p>
     <w:p>
@@ -963,7 +960,7 @@
     <w:r>
       <w:tab/>
       <w:tab/>
-      <w:t>2026-06-20</w:t>
+      <w:t>2026-06-21</w:t>
       <w:br/>
       <w:br/>
     </w:r>

--- a/klagomål/A 19167-2026 FSC-klagomål.docx
+++ b/klagomål/A 19167-2026 FSC-klagomål.docx
@@ -960,7 +960,7 @@
     <w:r>
       <w:tab/>
       <w:tab/>
-      <w:t>2026-06-21</w:t>
+      <w:t>2026-06-22</w:t>
       <w:br/>
       <w:br/>
     </w:r>

--- a/klagomål/A 19167-2026 FSC-klagomål.docx
+++ b/klagomål/A 19167-2026 FSC-klagomål.docx
@@ -960,7 +960,7 @@
     <w:r>
       <w:tab/>
       <w:tab/>
-      <w:t>2026-06-22</w:t>
+      <w:t>2026-06-23</w:t>
       <w:br/>
       <w:br/>
     </w:r>

--- a/klagomål/A 19167-2026 FSC-klagomål.docx
+++ b/klagomål/A 19167-2026 FSC-klagomål.docx
@@ -960,7 +960,7 @@
     <w:r>
       <w:tab/>
       <w:tab/>
-      <w:t>2026-06-23</w:t>
+      <w:t>2026-06-24</w:t>
       <w:br/>
       <w:br/>
     </w:r>

--- a/klagomål/A 19167-2026 FSC-klagomål.docx
+++ b/klagomål/A 19167-2026 FSC-klagomål.docx
@@ -960,7 +960,7 @@
     <w:r>
       <w:tab/>
       <w:tab/>
-      <w:t>2026-06-24</w:t>
+      <w:t>2026-06-25</w:t>
       <w:br/>
       <w:br/>
     </w:r>

--- a/klagomål/A 19167-2026 FSC-klagomål.docx
+++ b/klagomål/A 19167-2026 FSC-klagomål.docx
@@ -960,7 +960,7 @@
     <w:r>
       <w:tab/>
       <w:tab/>
-      <w:t>2026-06-25</w:t>
+      <w:t>2026-06-26</w:t>
       <w:br/>
       <w:br/>
     </w:r>

--- a/klagomål/A 19167-2026 FSC-klagomål.docx
+++ b/klagomål/A 19167-2026 FSC-klagomål.docx
@@ -960,7 +960,7 @@
     <w:r>
       <w:tab/>
       <w:tab/>
-      <w:t>2026-06-26</w:t>
+      <w:t>2026-06-27</w:t>
       <w:br/>
       <w:br/>
     </w:r>

--- a/klagomål/A 19167-2026 FSC-klagomål.docx
+++ b/klagomål/A 19167-2026 FSC-klagomål.docx
@@ -960,7 +960,7 @@
     <w:r>
       <w:tab/>
       <w:tab/>
-      <w:t>2026-06-27</w:t>
+      <w:t>2026-06-28</w:t>
       <w:br/>
       <w:br/>
     </w:r>

--- a/klagomål/A 19167-2026 FSC-klagomål.docx
+++ b/klagomål/A 19167-2026 FSC-klagomål.docx
@@ -960,7 +960,7 @@
     <w:r>
       <w:tab/>
       <w:tab/>
-      <w:t>2026-06-28</w:t>
+      <w:t>2026-06-29</w:t>
       <w:br/>
       <w:br/>
     </w:r>

--- a/klagomål/A 19167-2026 FSC-klagomål.docx
+++ b/klagomål/A 19167-2026 FSC-klagomål.docx
@@ -960,7 +960,7 @@
     <w:r>
       <w:tab/>
       <w:tab/>
-      <w:t>2026-06-29</w:t>
+      <w:t>2026-06-30</w:t>
       <w:br/>
       <w:br/>
     </w:r>

--- a/klagomål/A 19167-2026 FSC-klagomål.docx
+++ b/klagomål/A 19167-2026 FSC-klagomål.docx
@@ -960,7 +960,7 @@
     <w:r>
       <w:tab/>
       <w:tab/>
-      <w:t>2026-06-30</w:t>
+      <w:t>2026-07-01</w:t>
       <w:br/>
       <w:br/>
     </w:r>

--- a/klagomål/A 19167-2026 FSC-klagomål.docx
+++ b/klagomål/A 19167-2026 FSC-klagomål.docx
@@ -960,7 +960,7 @@
     <w:r>
       <w:tab/>
       <w:tab/>
-      <w:t>2026-07-01</w:t>
+      <w:t>2026-07-02</w:t>
       <w:br/>
       <w:br/>
     </w:r>

--- a/klagomål/A 19167-2026 FSC-klagomål.docx
+++ b/klagomål/A 19167-2026 FSC-klagomål.docx
@@ -960,7 +960,7 @@
     <w:r>
       <w:tab/>
       <w:tab/>
-      <w:t>2026-07-13</w:t>
+      <w:t>2026-07-14</w:t>
       <w:br/>
       <w:br/>
     </w:r>

--- a/klagomål/A 19167-2026 FSC-klagomål.docx
+++ b/klagomål/A 19167-2026 FSC-klagomål.docx
@@ -960,7 +960,7 @@
     <w:r>
       <w:tab/>
       <w:tab/>
-      <w:t>2026-07-14</w:t>
+      <w:t>2026-07-15</w:t>
       <w:br/>
       <w:br/>
     </w:r>

--- a/klagomål/A 19167-2026 FSC-klagomål.docx
+++ b/klagomål/A 19167-2026 FSC-klagomål.docx
@@ -960,7 +960,7 @@
     <w:r>
       <w:tab/>
       <w:tab/>
-      <w:t>2026-07-15</w:t>
+      <w:t>2026-07-16</w:t>
       <w:br/>
       <w:br/>
     </w:r>

--- a/klagomål/A 19167-2026 FSC-klagomål.docx
+++ b/klagomål/A 19167-2026 FSC-klagomål.docx
@@ -960,7 +960,7 @@
     <w:r>
       <w:tab/>
       <w:tab/>
-      <w:t>2026-07-16</w:t>
+      <w:t>2026-07-17</w:t>
       <w:br/>
       <w:br/>
     </w:r>

--- a/klagomål/A 19167-2026 FSC-klagomål.docx
+++ b/klagomål/A 19167-2026 FSC-klagomål.docx
@@ -960,7 +960,7 @@
     <w:r>
       <w:tab/>
       <w:tab/>
-      <w:t>2026-07-17</w:t>
+      <w:t>2026-07-18</w:t>
       <w:br/>
       <w:br/>
     </w:r>

--- a/klagomål/A 19167-2026 FSC-klagomål.docx
+++ b/klagomål/A 19167-2026 FSC-klagomål.docx
@@ -960,7 +960,7 @@
     <w:r>
       <w:tab/>
       <w:tab/>
-      <w:t>2026-07-18</w:t>
+      <w:t>2026-07-19</w:t>
       <w:br/>
       <w:br/>
     </w:r>

--- a/klagomål/A 19167-2026 FSC-klagomål.docx
+++ b/klagomål/A 19167-2026 FSC-klagomål.docx
@@ -960,7 +960,7 @@
     <w:r>
       <w:tab/>
       <w:tab/>
-      <w:t>2026-07-19</w:t>
+      <w:t>2026-07-20</w:t>
       <w:br/>
       <w:br/>
     </w:r>

--- a/klagomål/A 19167-2026 FSC-klagomål.docx
+++ b/klagomål/A 19167-2026 FSC-klagomål.docx
@@ -960,7 +960,7 @@
     <w:r>
       <w:tab/>
       <w:tab/>
-      <w:t>2026-07-20</w:t>
+      <w:t>2026-07-21</w:t>
       <w:br/>
       <w:br/>
     </w:r>

--- a/klagomål/A 19167-2026 FSC-klagomål.docx
+++ b/klagomål/A 19167-2026 FSC-klagomål.docx
@@ -960,7 +960,7 @@
     <w:r>
       <w:tab/>
       <w:tab/>
-      <w:t>2026-07-21</w:t>
+      <w:t>2026-07-22</w:t>
       <w:br/>
       <w:br/>
     </w:r>

--- a/klagomål/A 19167-2026 FSC-klagomål.docx
+++ b/klagomål/A 19167-2026 FSC-klagomål.docx
@@ -960,7 +960,7 @@
     <w:r>
       <w:tab/>
       <w:tab/>
-      <w:t>2026-07-22</w:t>
+      <w:t>2026-07-23</w:t>
       <w:br/>
       <w:br/>
     </w:r>

--- a/klagomål/A 19167-2026 FSC-klagomål.docx
+++ b/klagomål/A 19167-2026 FSC-klagomål.docx
@@ -960,7 +960,7 @@
     <w:r>
       <w:tab/>
       <w:tab/>
-      <w:t>2026-07-23</w:t>
+      <w:t>2026-07-24</w:t>
       <w:br/>
       <w:br/>
     </w:r>

--- a/klagomål/A 19167-2026 FSC-klagomål.docx
+++ b/klagomål/A 19167-2026 FSC-klagomål.docx
@@ -960,7 +960,7 @@
     <w:r>
       <w:tab/>
       <w:tab/>
-      <w:t>2026-07-24</w:t>
+      <w:t>2026-07-25</w:t>
       <w:br/>
       <w:br/>
     </w:r>

--- a/klagomål/A 19167-2026 FSC-klagomål.docx
+++ b/klagomål/A 19167-2026 FSC-klagomål.docx
@@ -960,7 +960,7 @@
     <w:r>
       <w:tab/>
       <w:tab/>
-      <w:t>2026-07-25</w:t>
+      <w:t>2026-07-26</w:t>
       <w:br/>
       <w:br/>
     </w:r>

--- a/klagomål/A 19167-2026 FSC-klagomål.docx
+++ b/klagomål/A 19167-2026 FSC-klagomål.docx
@@ -960,7 +960,7 @@
     <w:r>
       <w:tab/>
       <w:tab/>
-      <w:t>2026-07-26</w:t>
+      <w:t>2026-07-27</w:t>
       <w:br/>
       <w:br/>
     </w:r>

--- a/klagomål/A 19167-2026 FSC-klagomål.docx
+++ b/klagomål/A 19167-2026 FSC-klagomål.docx
@@ -960,7 +960,7 @@
     <w:r>
       <w:tab/>
       <w:tab/>
-      <w:t>2026-07-27</w:t>
+      <w:t>2026-07-28</w:t>
       <w:br/>
       <w:br/>
     </w:r>

--- a/klagomål/A 19167-2026 FSC-klagomål.docx
+++ b/klagomål/A 19167-2026 FSC-klagomål.docx
@@ -960,7 +960,7 @@
     <w:r>
       <w:tab/>
       <w:tab/>
-      <w:t>2026-07-28</w:t>
+      <w:t>2026-07-29</w:t>
       <w:br/>
       <w:br/>
     </w:r>

--- a/klagomål/A 19167-2026 FSC-klagomål.docx
+++ b/klagomål/A 19167-2026 FSC-klagomål.docx
@@ -960,7 +960,7 @@
     <w:r>
       <w:tab/>
       <w:tab/>
-      <w:t>2026-07-29</w:t>
+      <w:t>2026-07-30</w:t>
       <w:br/>
       <w:br/>
     </w:r>

--- a/klagomål/A 19167-2026 FSC-klagomål.docx
+++ b/klagomål/A 19167-2026 FSC-klagomål.docx
@@ -960,7 +960,7 @@
     <w:r>
       <w:tab/>
       <w:tab/>
-      <w:t>2026-07-30</w:t>
+      <w:t>2026-07-31</w:t>
       <w:br/>
       <w:br/>
     </w:r>

--- a/klagomål/A 19167-2026 FSC-klagomål.docx
+++ b/klagomål/A 19167-2026 FSC-klagomål.docx
@@ -960,7 +960,7 @@
     <w:r>
       <w:tab/>
       <w:tab/>
-      <w:t>2026-07-31</w:t>
+      <w:t>2026-08-01</w:t>
       <w:br/>
       <w:br/>
     </w:r>

--- a/klagomål/A 19167-2026 FSC-klagomål.docx
+++ b/klagomål/A 19167-2026 FSC-klagomål.docx
@@ -960,7 +960,7 @@
     <w:r>
       <w:tab/>
       <w:tab/>
-      <w:t>2026-08-01</w:t>
+      <w:t>2026-08-02</w:t>
       <w:br/>
       <w:br/>
     </w:r>

--- a/klagomål/A 19167-2026 FSC-klagomål.docx
+++ b/klagomål/A 19167-2026 FSC-klagomål.docx
@@ -960,7 +960,7 @@
     <w:r>
       <w:tab/>
       <w:tab/>
-      <w:t>2026-08-02</w:t>
+      <w:t>2026-08-03</w:t>
       <w:br/>
       <w:br/>
     </w:r>

--- a/klagomål/A 19167-2026 FSC-klagomål.docx
+++ b/klagomål/A 19167-2026 FSC-klagomål.docx
@@ -960,7 +960,7 @@
     <w:r>
       <w:tab/>
       <w:tab/>
-      <w:t>2026-08-03</w:t>
+      <w:t>2026-08-05</w:t>
       <w:br/>
       <w:br/>
     </w:r>

--- a/klagomål/A 19167-2026 FSC-klagomål.docx
+++ b/klagomål/A 19167-2026 FSC-klagomål.docx
@@ -960,7 +960,7 @@
     <w:r>
       <w:tab/>
       <w:tab/>
-      <w:t>2026-08-05</w:t>
+      <w:t>2026-08-07</w:t>
       <w:br/>
       <w:br/>
     </w:r>

--- a/klagomål/A 19167-2026 FSC-klagomål.docx
+++ b/klagomål/A 19167-2026 FSC-klagomål.docx
@@ -960,7 +960,7 @@
     <w:r>
       <w:tab/>
       <w:tab/>
-      <w:t>2026-08-07</w:t>
+      <w:t>2026-08-08</w:t>
       <w:br/>
       <w:br/>
     </w:r>

--- a/klagomål/A 19167-2026 FSC-klagomål.docx
+++ b/klagomål/A 19167-2026 FSC-klagomål.docx
@@ -216,7 +216,7 @@
         <w:spacing w:after="240"/>
       </w:pPr>
       <w:r>
-        <w:t>Figur 1. Fyndplatser för naturvårdsarter i avverkningsanmälan. Markörer utan svart kant är placerade på fyndplatsen. Markörer med svart kant är placerade vid sidan av fyndplatsen har ett svart streck som visar fyndplatsens exakta position. Kartans mittpunktskoordinat är N 7174675, E 510798 i SWEREF 99 TM.</w:t>
+        <w:t>Figur 1. Fyndplatser för naturvårdsarter i avverkningsanmälan. Markörer utan svart kant är placerade på fyndplatsen. Markörer med svart kant är placerade vid sidan av fyndplatsen och har ett svart streck som visar fyndplatsens exakta position. Kartans mittpunktskoordinat är N 7174675, E 510798 i SWEREF 99 TM.</w:t>
       </w:r>
     </w:p>
     <w:p>
@@ -960,7 +960,7 @@
     <w:r>
       <w:tab/>
       <w:tab/>
-      <w:t>2026-08-14</w:t>
+      <w:t>2026-08-15</w:t>
       <w:br/>
       <w:br/>
     </w:r>

--- a/klagomål/A 19167-2026 FSC-klagomål.docx
+++ b/klagomål/A 19167-2026 FSC-klagomål.docx
@@ -960,7 +960,7 @@
     <w:r>
       <w:tab/>
       <w:tab/>
-      <w:t>2026-08-15</w:t>
+      <w:t>2026-08-16</w:t>
       <w:br/>
       <w:br/>
     </w:r>

--- a/klagomål/A 19167-2026 FSC-klagomål.docx
+++ b/klagomål/A 19167-2026 FSC-klagomål.docx
@@ -960,7 +960,7 @@
     <w:r>
       <w:tab/>
       <w:tab/>
-      <w:t>2026-08-16</w:t>
+      <w:t>2026-08-17</w:t>
       <w:br/>
       <w:br/>
     </w:r>

--- a/klagomål/A 19167-2026 FSC-klagomål.docx
+++ b/klagomål/A 19167-2026 FSC-klagomål.docx
@@ -960,7 +960,7 @@
     <w:r>
       <w:tab/>
       <w:tab/>
-      <w:t>2026-08-17</w:t>
+      <w:t>2026-08-18</w:t>
       <w:br/>
       <w:br/>
     </w:r>

--- a/klagomål/A 19167-2026 FSC-klagomål.docx
+++ b/klagomål/A 19167-2026 FSC-klagomål.docx
@@ -960,7 +960,7 @@
     <w:r>
       <w:tab/>
       <w:tab/>
-      <w:t>2026-08-18</w:t>
+      <w:t>2026-08-19</w:t>
       <w:br/>
       <w:br/>
     </w:r>

--- a/klagomål/A 19167-2026 FSC-klagomål.docx
+++ b/klagomål/A 19167-2026 FSC-klagomål.docx
@@ -960,7 +960,7 @@
     <w:r>
       <w:tab/>
       <w:tab/>
-      <w:t>2026-08-19</w:t>
+      <w:t>2026-08-20</w:t>
       <w:br/>
       <w:br/>
     </w:r>

--- a/klagomål/A 19167-2026 FSC-klagomål.docx
+++ b/klagomål/A 19167-2026 FSC-klagomål.docx
@@ -960,7 +960,7 @@
     <w:r>
       <w:tab/>
       <w:tab/>
-      <w:t>2026-08-20</w:t>
+      <w:t>2026-08-21</w:t>
       <w:br/>
       <w:br/>
     </w:r>

--- a/klagomål/A 19167-2026 FSC-klagomål.docx
+++ b/klagomål/A 19167-2026 FSC-klagomål.docx
@@ -960,7 +960,7 @@
     <w:r>
       <w:tab/>
       <w:tab/>
-      <w:t>2026-08-21</w:t>
+      <w:t>2026-08-22</w:t>
       <w:br/>
       <w:br/>
     </w:r>

--- a/klagomål/A 19167-2026 FSC-klagomål.docx
+++ b/klagomål/A 19167-2026 FSC-klagomål.docx
@@ -960,7 +960,7 @@
     <w:r>
       <w:tab/>
       <w:tab/>
-      <w:t>2026-08-22</w:t>
+      <w:t>2026-08-23</w:t>
       <w:br/>
       <w:br/>
     </w:r>

--- a/klagomål/A 19167-2026 FSC-klagomål.docx
+++ b/klagomål/A 19167-2026 FSC-klagomål.docx
@@ -960,7 +960,7 @@
     <w:r>
       <w:tab/>
       <w:tab/>
-      <w:t>2026-08-23</w:t>
+      <w:t>2026-08-24</w:t>
       <w:br/>
       <w:br/>
     </w:r>

--- a/klagomål/A 19167-2026 FSC-klagomål.docx
+++ b/klagomål/A 19167-2026 FSC-klagomål.docx
@@ -960,7 +960,7 @@
     <w:r>
       <w:tab/>
       <w:tab/>
-      <w:t>2026-08-24</w:t>
+      <w:t>2026-08-25</w:t>
       <w:br/>
       <w:br/>
     </w:r>

--- a/klagomål/A 19167-2026 FSC-klagomål.docx
+++ b/klagomål/A 19167-2026 FSC-klagomål.docx
@@ -960,7 +960,7 @@
     <w:r>
       <w:tab/>
       <w:tab/>
-      <w:t>2026-08-25</w:t>
+      <w:t>2026-08-26</w:t>
       <w:br/>
       <w:br/>
     </w:r>

--- a/klagomål/A 19167-2026 FSC-klagomål.docx
+++ b/klagomål/A 19167-2026 FSC-klagomål.docx
@@ -960,7 +960,7 @@
     <w:r>
       <w:tab/>
       <w:tab/>
-      <w:t>2026-08-26</w:t>
+      <w:t>2026-08-27</w:t>
       <w:br/>
       <w:br/>
     </w:r>

--- a/klagomål/A 19167-2026 FSC-klagomål.docx
+++ b/klagomål/A 19167-2026 FSC-klagomål.docx
@@ -960,7 +960,7 @@
     <w:r>
       <w:tab/>
       <w:tab/>
-      <w:t>2026-08-27</w:t>
+      <w:t>2026-08-28</w:t>
       <w:br/>
       <w:br/>
     </w:r>

--- a/klagomål/A 19167-2026 FSC-klagomål.docx
+++ b/klagomål/A 19167-2026 FSC-klagomål.docx
@@ -960,7 +960,7 @@
     <w:r>
       <w:tab/>
       <w:tab/>
-      <w:t>2026-08-28</w:t>
+      <w:t>2026-08-29</w:t>
       <w:br/>
       <w:br/>
     </w:r>

--- a/klagomål/A 19167-2026 FSC-klagomål.docx
+++ b/klagomål/A 19167-2026 FSC-klagomål.docx
@@ -960,7 +960,7 @@
     <w:r>
       <w:tab/>
       <w:tab/>
-      <w:t>2026-08-29</w:t>
+      <w:t>2026-08-31</w:t>
       <w:br/>
       <w:br/>
     </w:r>

--- a/klagomål/A 19167-2026 FSC-klagomål.docx
+++ b/klagomål/A 19167-2026 FSC-klagomål.docx
@@ -960,7 +960,7 @@
     <w:r>
       <w:tab/>
       <w:tab/>
-      <w:t>2026-08-31</w:t>
+      <w:t>2026-09-01</w:t>
       <w:br/>
       <w:br/>
     </w:r>

--- a/klagomål/A 19167-2026 FSC-klagomål.docx
+++ b/klagomål/A 19167-2026 FSC-klagomål.docx
@@ -960,7 +960,7 @@
     <w:r>
       <w:tab/>
       <w:tab/>
-      <w:t>2026-09-01</w:t>
+      <w:t>2026-09-02</w:t>
       <w:br/>
       <w:br/>
     </w:r>

--- a/klagomål/A 19167-2026 FSC-klagomål.docx
+++ b/klagomål/A 19167-2026 FSC-klagomål.docx
@@ -960,7 +960,7 @@
     <w:r>
       <w:tab/>
       <w:tab/>
-      <w:t>2026-09-02</w:t>
+      <w:t>2026-09-03</w:t>
       <w:br/>
       <w:br/>
     </w:r>

--- a/klagomål/A 19167-2026 FSC-klagomål.docx
+++ b/klagomål/A 19167-2026 FSC-klagomål.docx
@@ -960,7 +960,7 @@
     <w:r>
       <w:tab/>
       <w:tab/>
-      <w:t>2026-09-03</w:t>
+      <w:t>2026-09-04</w:t>
       <w:br/>
       <w:br/>
     </w:r>

--- a/klagomål/A 19167-2026 FSC-klagomål.docx
+++ b/klagomål/A 19167-2026 FSC-klagomål.docx
@@ -960,7 +960,7 @@
     <w:r>
       <w:tab/>
       <w:tab/>
-      <w:t>2026-09-04</w:t>
+      <w:t>2026-09-05</w:t>
       <w:br/>
       <w:br/>
     </w:r>

--- a/klagomål/A 19167-2026 FSC-klagomål.docx
+++ b/klagomål/A 19167-2026 FSC-klagomål.docx
@@ -960,7 +960,7 @@
     <w:r>
       <w:tab/>
       <w:tab/>
-      <w:t>2026-09-05</w:t>
+      <w:t>2026-09-06</w:t>
       <w:br/>
       <w:br/>
     </w:r>

--- a/klagomål/A 19167-2026 FSC-klagomål.docx
+++ b/klagomål/A 19167-2026 FSC-klagomål.docx
@@ -960,7 +960,7 @@
     <w:r>
       <w:tab/>
       <w:tab/>
-      <w:t>2026-09-06</w:t>
+      <w:t>2026-09-07</w:t>
       <w:br/>
       <w:br/>
     </w:r>

--- a/klagomål/A 19167-2026 FSC-klagomål.docx
+++ b/klagomål/A 19167-2026 FSC-klagomål.docx
@@ -960,7 +960,7 @@
     <w:r>
       <w:tab/>
       <w:tab/>
-      <w:t>2026-09-07</w:t>
+      <w:t>2026-09-08</w:t>
       <w:br/>
       <w:br/>
     </w:r>

--- a/klagomål/A 19167-2026 FSC-klagomål.docx
+++ b/klagomål/A 19167-2026 FSC-klagomål.docx
@@ -960,7 +960,7 @@
     <w:r>
       <w:tab/>
       <w:tab/>
-      <w:t>2026-09-08</w:t>
+      <w:t>2026-09-09</w:t>
       <w:br/>
       <w:br/>
     </w:r>

--- a/klagomål/A 19167-2026 FSC-klagomål.docx
+++ b/klagomål/A 19167-2026 FSC-klagomål.docx
@@ -960,7 +960,7 @@
     <w:r>
       <w:tab/>
       <w:tab/>
-      <w:t>2026-09-09</w:t>
+      <w:t>2026-09-10</w:t>
       <w:br/>
       <w:br/>
     </w:r>

--- a/klagomål/A 19167-2026 FSC-klagomål.docx
+++ b/klagomål/A 19167-2026 FSC-klagomål.docx
@@ -960,7 +960,7 @@
     <w:r>
       <w:tab/>
       <w:tab/>
-      <w:t>2026-09-10</w:t>
+      <w:t>2026-09-11</w:t>
       <w:br/>
       <w:br/>
     </w:r>

--- a/klagomål/A 19167-2026 FSC-klagomål.docx
+++ b/klagomål/A 19167-2026 FSC-klagomål.docx
@@ -960,7 +960,7 @@
     <w:r>
       <w:tab/>
       <w:tab/>
-      <w:t>2026-09-11</w:t>
+      <w:t>2026-09-12</w:t>
       <w:br/>
       <w:br/>
     </w:r>
